--- a/flow/20230914_vu_template/drafts/2024-12-u/25-СР-Різдво_ГНІХ.docx
+++ b/flow/20230914_vu_template/drafts/2024-12-u/25-СР-Різдво_ГНІХ.docx
@@ -285,12 +285,18 @@
       </w:pPr>
       <w:r>
         <w:rPr>
-          <w:i/>
-          <w:color w:val="FF0000"/>
+          <w:rFonts w:ascii="Times New Roman" w:hAnsi="Times New Roman"/>
+          <w:i/>
+          <w:color w:val="FF0000"/>
+          <w:sz w:val="24"/>
         </w:rPr>
         <w:t>Священник:</w:t>
       </w:r>
       <w:r>
+        <w:rPr>
+          <w:rFonts w:ascii="Times New Roman" w:hAnsi="Times New Roman"/>
+          <w:sz w:val="24"/>
+        </w:rPr>
         <w:t xml:space="preserve"> Бо Твоє є царство, і сила, і слава, Отця, і Сина, і Святого Духа, нині, і повсякчас, і на віки віків.</w:t>
       </w:r>
     </w:p>
@@ -1591,16 +1597,19 @@
       </w:pPr>
       <w:r>
         <w:rPr>
-          <w:i/>
-          <w:color w:val="FF0000"/>
+          <w:rFonts w:ascii="Times New Roman" w:hAnsi="Times New Roman"/>
+          <w:i/>
+          <w:color w:val="FF0000"/>
+          <w:sz w:val="24"/>
         </w:rPr>
         <w:t>Священник:</w:t>
       </w:r>
       <w:r>
-        <w:t xml:space="preserve"> Бо Тобі належить усяка слава, ч</w:t>
-      </w:r>
-      <w:r>
-        <w:t>есть і поклоніння, Отцю, і Сину, і Святому Духові, нині, і повсякчас, і на віки віків.</w:t>
+        <w:rPr>
+          <w:rFonts w:ascii="Times New Roman" w:hAnsi="Times New Roman"/>
+          <w:sz w:val="24"/>
+        </w:rPr>
+        <w:t xml:space="preserve"> Бо Тобі належить усяка слава, честь і поклоніння, Отцю, і Сину, і Святому Духові, нині, і повсякчас, і на віки віків.</w:t>
       </w:r>
     </w:p>
     <w:p>
@@ -6228,16 +6237,19 @@
       </w:pPr>
       <w:r>
         <w:rPr>
-          <w:i/>
-          <w:color w:val="FF0000"/>
+          <w:rFonts w:ascii="Times New Roman" w:hAnsi="Times New Roman"/>
+          <w:i/>
+          <w:color w:val="FF0000"/>
+          <w:sz w:val="24"/>
         </w:rPr>
         <w:t>Священник:</w:t>
       </w:r>
       <w:r>
-        <w:t xml:space="preserve"> Бо милостивий і людинолюбний Бог єси, і Тобі славу в</w:t>
-      </w:r>
-      <w:r>
-        <w:t>озсилаємо, Отцю, і Сину, і Святому Духові, нині, і повсякчас, і на віки віків.</w:t>
+        <w:rPr>
+          <w:rFonts w:ascii="Times New Roman" w:hAnsi="Times New Roman"/>
+          <w:sz w:val="24"/>
+        </w:rPr>
+        <w:t xml:space="preserve"> Бо милостивий і людинолюбний Бог єси, і Тобі славу возсилаємо, Отцю, і Сину, і Святому Духові, нині, і повсякчас, і на віки віків.</w:t>
       </w:r>
     </w:p>
     <w:p>
@@ -6591,22 +6603,19 @@
       </w:pPr>
       <w:r>
         <w:rPr>
-          <w:i/>
-          <w:color w:val="FF4400"/>
+          <w:rFonts w:ascii="Times New Roman" w:hAnsi="Times New Roman"/>
+          <w:i/>
+          <w:color w:val="FF0000"/>
+          <w:sz w:val="24"/>
         </w:rPr>
         <w:t>Священник:</w:t>
       </w:r>
       <w:r>
         <w:rPr>
-          <w:color w:val="000000"/>
-        </w:rPr>
-        <w:t xml:space="preserve"> Господи Боже наш, що на небесах живеш і на всі діла Твої споглядаєш, споглянь на слуг Твоїх оглашенних, що схилили свої шиї перед Тобою, і дай їм легке ярмо, учини їх чесними членами Твоїх Церкви, і сподоби їх купелі нового відродження, відпущення гріхів </w:t>
-      </w:r>
-      <w:r>
-        <w:rPr>
-          <w:color w:val="000000"/>
-        </w:rPr>
-        <w:t>та одежі нетління, щоб пізнали Тебе, істинного Бога нашого.</w:t>
+          <w:rFonts w:ascii="Times New Roman" w:hAnsi="Times New Roman"/>
+          <w:sz w:val="24"/>
+        </w:rPr>
+        <w:t xml:space="preserve"> Господи Боже наш, що на небесах живеш і на всі діла Твої споглядаєш, споглянь на слуг Твоїх оглашенних, що схилили свої шиї перед Тобою, і дай їм легке ярмо, учини їх чесними членами Твоїх Церкви, і сподоби їх купелі нового відродження, відпущення гріхів та одежі нетління, щоб пізнали Тебе, істинного Бога нашого.</w:t>
       </w:r>
     </w:p>
     <w:p>
@@ -9162,14 +9171,17 @@
       </w:pPr>
       <w:r>
         <w:rPr>
-          <w:i/>
-          <w:color w:val="FF0000"/>
+          <w:rFonts w:ascii="Times New Roman" w:hAnsi="Times New Roman"/>
+          <w:i/>
+          <w:color w:val="FF0000"/>
+          <w:sz w:val="24"/>
         </w:rPr>
         <w:t>Священник:</w:t>
       </w:r>
       <w:r>
         <w:rPr>
-          <w:color w:val="000000"/>
+          <w:rFonts w:ascii="Times New Roman" w:hAnsi="Times New Roman"/>
+          <w:sz w:val="24"/>
         </w:rPr>
         <w:t xml:space="preserve"> Благодать Господа нашого Ісуса Христа, і любов Бога й Отця, і причастя Святого Духа, нехай буде з усіма вами.</w:t>
       </w:r>
@@ -9321,22 +9333,19 @@
       </w:pPr>
       <w:r>
         <w:rPr>
-          <w:i/>
-          <w:color w:val="FF0000"/>
+          <w:rFonts w:ascii="Times New Roman" w:hAnsi="Times New Roman"/>
+          <w:i/>
+          <w:color w:val="FF0000"/>
+          <w:sz w:val="24"/>
         </w:rPr>
         <w:t>Священник:</w:t>
       </w:r>
       <w:r>
         <w:rPr>
-          <w:color w:val="000000"/>
-        </w:rPr>
-        <w:t xml:space="preserve"> Сущий Владико, Господи Боже, Отче Вседержителю, якому поклоняємось! Достойно є воістину – і праведно, і співобразно величі святості Твоєї – Тебе хвалити, Тебе оспівувати, Тебе благословити, Тобі поклонятися, Тебе благодарити, Тебе славити, єдиного, істинн</w:t>
-      </w:r>
-      <w:r>
-        <w:rPr>
-          <w:color w:val="000000"/>
-        </w:rPr>
-        <w:t>о сущого Бога, і Тобі приносити з серцем сокрушенним і духом смиренним оцю словесну службу нашу, бо Ти той, хто дарував нам пізнання Твоєї істини.</w:t>
+          <w:rFonts w:ascii="Times New Roman" w:hAnsi="Times New Roman"/>
+          <w:sz w:val="24"/>
+        </w:rPr>
+        <w:t xml:space="preserve"> Сущий Владико, Господи Боже, Отче Вседержителю, якому поклоняємось! Достойно є воістину – і праведно, і співобразно величі святості Твоєї – Тебе хвалити, Тебе оспівувати, Тебе благословити, Тобі поклонятися, Тебе благодарити, Тебе славити, єдиного, істинно сущого Бога, і Тобі приносити з серцем сокрушенним і духом смиренним оцю словесну службу нашу, бо Ти той, хто дарував нам пізнання Твоєї істини.</w:t>
       </w:r>
     </w:p>
     <w:p>
@@ -9512,233 +9521,315 @@
       </w:pPr>
       <w:r>
         <w:rPr>
-          <w:i/>
-          <w:color w:val="FF0000"/>
+          <w:rFonts w:ascii="Times New Roman" w:hAnsi="Times New Roman"/>
+          <w:i/>
+          <w:color w:val="FF0000"/>
+          <w:sz w:val="24"/>
         </w:rPr>
         <w:t>Священник:</w:t>
       </w:r>
       <w:r>
         <w:rPr>
-          <w:i/>
+          <w:rFonts w:ascii="Times New Roman" w:hAnsi="Times New Roman"/>
+          <w:sz w:val="24"/>
+        </w:rPr>
+        <w:t xml:space="preserve"> Із цими блаженними силами, людинолюбний Владико, і ми, грішні, кличемо і мовимо: Святий єси воістину і всесвятий, і немає міри величі святости Твоєї, і преподобний у всіх ділах Твоїх, бо справедливо і судом істинним Ти все здійснив щодо нас.</w:t>
+      </w:r>
+    </w:p>
+    <w:p>
+      <w:pPr>
+        <w:widowControl w:val="0"/>
+        <w:spacing w:after="120"/>
+        <w:ind w:left="0" w:hanging="2"/>
+        <w:jc w:val="both"/>
+        <w:rPr>
+          <w:color w:val="000000"/>
+        </w:rPr>
+      </w:pPr>
+      <w:r>
+        <w:rPr>
+          <w:color w:val="000000"/>
+        </w:rPr>
+        <w:t xml:space="preserve">Ти бо створив </w:t>
+      </w:r>
+      <w:r>
+        <w:rPr>
+          <w:color w:val="000000"/>
+        </w:rPr>
+        <w:t>людину, узявши порох із землі, і, удостоївши її образом Своїм, Боже, Ти помістив її в раю достатку. І за збереження заповідей Твоїх Ти обітував їй безсмертне життя і насолоду вічних благ.</w:t>
+      </w:r>
+    </w:p>
+    <w:p>
+      <w:pPr>
+        <w:widowControl w:val="0"/>
+        <w:spacing w:after="120"/>
+        <w:ind w:left="0" w:hanging="2"/>
+        <w:jc w:val="both"/>
+        <w:rPr>
+          <w:color w:val="000000"/>
+        </w:rPr>
+      </w:pPr>
+      <w:r>
+        <w:rPr>
+          <w:color w:val="000000"/>
+        </w:rPr>
+        <w:t>Коли ж вона ослухалась Тебе, істинного Бога, що створив її, і дала с</w:t>
+      </w:r>
+      <w:r>
+        <w:rPr>
+          <w:color w:val="000000"/>
+        </w:rPr>
+        <w:t>ебе звести зміїною приманою, та умертвила себе своїми прогрішеннями, Ти, Боже, Своїм праведним судом вигнав її з раю в цей світ і повернув у землю, з якої була взята, улаштовуючи їй спасіння через нове відродження в самому Христі Твоєму.</w:t>
+      </w:r>
+    </w:p>
+    <w:p>
+      <w:pPr>
+        <w:widowControl w:val="0"/>
+        <w:spacing w:after="120"/>
+        <w:ind w:left="0" w:hanging="2"/>
+        <w:jc w:val="both"/>
+        <w:rPr>
+          <w:color w:val="000000"/>
+        </w:rPr>
+      </w:pPr>
+      <w:r>
+        <w:rPr>
+          <w:color w:val="000000"/>
+        </w:rPr>
+        <w:t xml:space="preserve">Бо не відвернувся </w:t>
+      </w:r>
+      <w:r>
+        <w:rPr>
+          <w:color w:val="000000"/>
+        </w:rPr>
+        <w:t>Ти докраю від створіння Свого, що його Ти створив, благий, ані не забув Ти діла рук Твоїх, але відвідував їх на всі лади – із-за милосердя милости Твоєї. Ти посилав пророків, творив чудеса через святих Твоїх, що в кожному роді благовгодили Тобі. Ти промовл</w:t>
+      </w:r>
+      <w:r>
+        <w:rPr>
+          <w:color w:val="000000"/>
+        </w:rPr>
+        <w:t>яв до нас устами слуг Твоїх пророків, провіщаючи нам прийдешнє спасіння. Ти дав нам закон на поміч і ангелів поставив охоронцями.</w:t>
+      </w:r>
+    </w:p>
+    <w:p>
+      <w:pPr>
+        <w:widowControl w:val="0"/>
+        <w:spacing w:after="120"/>
+        <w:ind w:left="0" w:hanging="2"/>
+        <w:jc w:val="both"/>
+        <w:rPr>
+          <w:color w:val="000000"/>
+        </w:rPr>
+      </w:pPr>
+      <w:r>
+        <w:rPr>
+          <w:color w:val="000000"/>
+        </w:rPr>
+        <w:t>А коли прийшла повнота часів, Ти говорив до нас через самого Сина Свого, що ним Ти і віки створив. Він, бувши відблиском слави</w:t>
+      </w:r>
+      <w:r>
+        <w:rPr>
+          <w:color w:val="000000"/>
+        </w:rPr>
+        <w:t xml:space="preserve"> Твоєї і образом істоти Твоєї, що утримує все словом сили Своєї, не вважав за здобич бути рівним Тобі, Богові й Отцеві, але, будучи предвічним Богом, на землі появився і між людьми жив. І, воплотившись із Діви святої, сам умалив Себе, образ слуги прийняв, </w:t>
+      </w:r>
+      <w:r>
+        <w:rPr>
+          <w:color w:val="000000"/>
+        </w:rPr>
+        <w:t>і став співобразним до тіла смирення нашого, щоб нас співобразними вчинити образові слави Своєї.</w:t>
+      </w:r>
+    </w:p>
+    <w:p>
+      <w:pPr>
+        <w:widowControl w:val="0"/>
+        <w:spacing w:after="120"/>
+        <w:ind w:left="0" w:hanging="2"/>
+        <w:jc w:val="both"/>
+        <w:rPr>
+          <w:color w:val="000000"/>
+        </w:rPr>
+      </w:pPr>
+      <w:r>
+        <w:rPr>
+          <w:color w:val="000000"/>
+        </w:rPr>
+        <w:t>Бо тому що через людину гріх увійшов у світ, а через гріх – смерть, Син Твій єдинородний, сущий в лоні Твоїм, Бога й Отця – народившись від жінки, святої Богор</w:t>
+      </w:r>
+      <w:r>
+        <w:rPr>
+          <w:color w:val="000000"/>
+        </w:rPr>
+        <w:t>одиці і приснодіви Марії, народившись під законом – благоволив осудити гріх Своїм тілом, щоб умираючі в Адамі оживотворилися в самому Христі.</w:t>
+      </w:r>
+    </w:p>
+    <w:p>
+      <w:pPr>
+        <w:widowControl w:val="0"/>
+        <w:spacing w:after="120"/>
+        <w:ind w:left="0" w:hanging="2"/>
+        <w:jc w:val="both"/>
+        <w:rPr>
+          <w:color w:val="000000"/>
+        </w:rPr>
+      </w:pPr>
+      <w:r>
+        <w:rPr>
+          <w:color w:val="000000"/>
+        </w:rPr>
+        <w:t>І, поживши в цьому світі, давши спасительні повеління, відвернувши нас від ідольської примани, привів нас до пізна</w:t>
+      </w:r>
+      <w:r>
+        <w:rPr>
+          <w:color w:val="000000"/>
+        </w:rPr>
+        <w:t>ння Тебе – істинного Бога й Отця, придбав Собі нас у вибраний люд, царське священство, народ святий. І, очистивши нас водою та освятивши Святим Духом, віддав себе взамін смерті, що держала нас, запроданих гріхові. І, зійшовши через хрест до аду, щоб наповн</w:t>
+      </w:r>
+      <w:r>
+        <w:rPr>
+          <w:color w:val="000000"/>
+        </w:rPr>
+        <w:t>ити Собою все, Він усунув болі смертні; і воскресши у третій день, і простеливши шлях усякій плоті воскресінням із мертвих – бо неможливо було, щоб тління удержувало джерело життя – Він став первістком померлих, первородним із мертвих, щоб Йому самому мати</w:t>
+      </w:r>
+      <w:r>
+        <w:rPr>
+          <w:color w:val="000000"/>
+        </w:rPr>
+        <w:t xml:space="preserve"> в усьому першість. І, зійшовши на небо, Він сів праворуч величності Твоєї на висотах, і прийде віддати кожному за вчинками його.</w:t>
+      </w:r>
+    </w:p>
+    <w:p>
+      <w:pPr>
+        <w:widowControl w:val="0"/>
+        <w:spacing w:after="120"/>
+        <w:ind w:left="0" w:hanging="2"/>
+        <w:jc w:val="both"/>
+        <w:rPr>
+          <w:color w:val="000000"/>
+        </w:rPr>
+      </w:pPr>
+      <w:r>
+        <w:rPr>
+          <w:color w:val="000000"/>
+        </w:rPr>
+        <w:t>А на спомин спасенного Свого страждання він зоставив нам це, що ми предложили за Його заповідями. Він бо, маючи вийти на добро</w:t>
+      </w:r>
+      <w:r>
+        <w:rPr>
+          <w:color w:val="000000"/>
+        </w:rPr>
+        <w:t>вільну, і приснопам’ятну, і животворчу Свою смерть, у ніч, у яку віддав Себе за життя світу, узяв хліб у святі Свої і пречисті руки, показав Тобі, Богові й Отцеві, благодарив, благословив, освятив, переломив, дав святим Своїм учням і апостолам, кажучи:</w:t>
+      </w:r>
+    </w:p>
+    <w:p>
+      <w:pPr>
+        <w:widowControl w:val="0"/>
+        <w:spacing w:after="120"/>
+        <w:ind w:left="0" w:hanging="2"/>
+        <w:jc w:val="both"/>
+        <w:rPr>
+          <w:color w:val="FF0000"/>
+        </w:rPr>
+      </w:pPr>
+      <w:r>
+        <w:rPr>
+          <w:i/>
+          <w:color w:val="FF0000"/>
+        </w:rPr>
+        <w:t>Свя</w:t>
+      </w:r>
+      <w:r>
+        <w:rPr>
+          <w:i/>
+          <w:color w:val="FF0000"/>
+        </w:rPr>
+        <w:t>щеник виголошує:</w:t>
+      </w:r>
+      <w:r>
+        <w:rPr>
           <w:color w:val="000000"/>
         </w:rPr>
         <w:t xml:space="preserve"> </w:t>
       </w:r>
       <w:r>
         <w:rPr>
-          <w:color w:val="000000"/>
-        </w:rPr>
-        <w:t>Із цими блаженними силами, людинолюбний Владико, і ми, грішні, кличемо і мовимо: Святий єси воістину і всесвятий, і немає міри величі святости Твоєї, і преподобний у всіх ділах Твоїх, бо справедливо і судом істинним Ти все здійснив щодо нас.</w:t>
-      </w:r>
-    </w:p>
-    <w:p>
-      <w:pPr>
-        <w:widowControl w:val="0"/>
-        <w:spacing w:after="120"/>
-        <w:ind w:left="0" w:hanging="2"/>
-        <w:jc w:val="both"/>
-        <w:rPr>
-          <w:color w:val="000000"/>
-        </w:rPr>
-      </w:pPr>
-      <w:r>
-        <w:rPr>
-          <w:color w:val="000000"/>
-        </w:rPr>
-        <w:t xml:space="preserve">Ти бо створив </w:t>
-      </w:r>
-      <w:r>
-        <w:rPr>
-          <w:color w:val="000000"/>
-        </w:rPr>
-        <w:t>людину, узявши порох із землі, і, удостоївши її образом Своїм, Боже, Ти помістив її в раю достатку. І за збереження заповідей Твоїх Ти обітував їй безсмертне життя і насолоду вічних благ.</w:t>
-      </w:r>
-    </w:p>
-    <w:p>
-      <w:pPr>
-        <w:widowControl w:val="0"/>
-        <w:spacing w:after="120"/>
-        <w:ind w:left="0" w:hanging="2"/>
-        <w:jc w:val="both"/>
-        <w:rPr>
-          <w:color w:val="000000"/>
-        </w:rPr>
-      </w:pPr>
-      <w:r>
-        <w:rPr>
-          <w:color w:val="000000"/>
-        </w:rPr>
-        <w:t>Коли ж вона ослухалась Тебе, істинного Бога, що створив її, і дала с</w:t>
-      </w:r>
-      <w:r>
-        <w:rPr>
-          <w:color w:val="000000"/>
-        </w:rPr>
-        <w:t>ебе звести зміїною приманою, та умертвила себе своїми прогрішеннями, Ти, Боже, Своїм праведним судом вигнав її з раю в цей світ і повернув у землю, з якої була взята, улаштовуючи їй спасіння через нове відродження в самому Христі Твоєму.</w:t>
-      </w:r>
-    </w:p>
-    <w:p>
-      <w:pPr>
-        <w:widowControl w:val="0"/>
-        <w:spacing w:after="120"/>
-        <w:ind w:left="0" w:hanging="2"/>
-        <w:jc w:val="both"/>
-        <w:rPr>
-          <w:color w:val="000000"/>
-        </w:rPr>
-      </w:pPr>
-      <w:r>
-        <w:rPr>
-          <w:color w:val="000000"/>
-        </w:rPr>
-        <w:t xml:space="preserve">Бо не відвернувся </w:t>
-      </w:r>
-      <w:r>
-        <w:rPr>
-          <w:color w:val="000000"/>
-        </w:rPr>
-        <w:t>Ти докраю від створіння Свого, що його Ти створив, благий, ані не забув Ти діла рук Твоїх, але відвідував їх на всі лади – із-за милосердя милости Твоєї. Ти посилав пророків, творив чудеса через святих Твоїх, що в кожному роді благовгодили Тобі. Ти промовл</w:t>
-      </w:r>
-      <w:r>
-        <w:rPr>
-          <w:color w:val="000000"/>
-        </w:rPr>
-        <w:t>яв до нас устами слуг Твоїх пророків, провіщаючи нам прийдешнє спасіння. Ти дав нам закон на поміч і ангелів поставив охоронцями.</w:t>
-      </w:r>
-    </w:p>
-    <w:p>
-      <w:pPr>
-        <w:widowControl w:val="0"/>
-        <w:spacing w:after="120"/>
-        <w:ind w:left="0" w:hanging="2"/>
-        <w:jc w:val="both"/>
-        <w:rPr>
-          <w:color w:val="000000"/>
-        </w:rPr>
-      </w:pPr>
-      <w:r>
-        <w:rPr>
-          <w:color w:val="000000"/>
-        </w:rPr>
-        <w:t>А коли прийшла повнота часів, Ти говорив до нас через самого Сина Свого, що ним Ти і віки створив. Він, бувши відблиском слави</w:t>
-      </w:r>
-      <w:r>
-        <w:rPr>
-          <w:color w:val="000000"/>
-        </w:rPr>
-        <w:t xml:space="preserve"> Твоєї і образом істоти Твоєї, що утримує все словом сили Своєї, не вважав за здобич бути рівним Тобі, Богові й Отцеві, але, будучи предвічним Богом, на землі появився і між людьми жив. І, воплотившись із Діви святої, сам умалив Себе, образ слуги прийняв, </w:t>
-      </w:r>
-      <w:r>
-        <w:rPr>
-          <w:color w:val="000000"/>
-        </w:rPr>
-        <w:t>і став співобразним до тіла смирення нашого, щоб нас співобразними вчинити образові слави Своєї.</w:t>
-      </w:r>
-    </w:p>
-    <w:p>
-      <w:pPr>
-        <w:widowControl w:val="0"/>
-        <w:spacing w:after="120"/>
-        <w:ind w:left="0" w:hanging="2"/>
-        <w:jc w:val="both"/>
-        <w:rPr>
-          <w:color w:val="000000"/>
-        </w:rPr>
-      </w:pPr>
-      <w:r>
-        <w:rPr>
-          <w:color w:val="000000"/>
-        </w:rPr>
-        <w:t>Бо тому що через людину гріх увійшов у світ, а через гріх – смерть, Син Твій єдинородний, сущий в лоні Твоїм, Бога й Отця – народившись від жінки, святої Богор</w:t>
-      </w:r>
-      <w:r>
-        <w:rPr>
-          <w:color w:val="000000"/>
-        </w:rPr>
-        <w:t>одиці і приснодіви Марії, народившись під законом – благоволив осудити гріх Своїм тілом, щоб умираючі в Адамі оживотворилися в самому Христі.</w:t>
-      </w:r>
-    </w:p>
-    <w:p>
-      <w:pPr>
-        <w:widowControl w:val="0"/>
-        <w:spacing w:after="120"/>
-        <w:ind w:left="0" w:hanging="2"/>
-        <w:jc w:val="both"/>
-        <w:rPr>
-          <w:color w:val="000000"/>
-        </w:rPr>
-      </w:pPr>
-      <w:r>
-        <w:rPr>
-          <w:color w:val="000000"/>
-        </w:rPr>
-        <w:t>І, поживши в цьому світі, давши спасительні повеління, відвернувши нас від ідольської примани, привів нас до пізна</w:t>
-      </w:r>
-      <w:r>
-        <w:rPr>
-          <w:color w:val="000000"/>
-        </w:rPr>
-        <w:t>ння Тебе – істинного Бога й Отця, придбав Собі нас у вибраний люд, царське священство, народ святий. І, очистивши нас водою та освятивши Святим Духом, віддав себе взамін смерті, що держала нас, запроданих гріхові. І, зійшовши через хрест до аду, щоб наповн</w:t>
-      </w:r>
-      <w:r>
-        <w:rPr>
-          <w:color w:val="000000"/>
-        </w:rPr>
-        <w:t>ити Собою все, Він усунув болі смертні; і воскресши у третій день, і простеливши шлях усякій плоті воскресінням із мертвих – бо неможливо було, щоб тління удержувало джерело життя – Він став первістком померлих, первородним із мертвих, щоб Йому самому мати</w:t>
-      </w:r>
-      <w:r>
-        <w:rPr>
-          <w:color w:val="000000"/>
-        </w:rPr>
-        <w:t xml:space="preserve"> в усьому першість. І, зійшовши на небо, Він сів праворуч величності Твоєї на висотах, і прийде віддати кожному за вчинками його.</w:t>
-      </w:r>
-    </w:p>
-    <w:p>
-      <w:pPr>
-        <w:widowControl w:val="0"/>
-        <w:spacing w:after="120"/>
-        <w:ind w:left="0" w:hanging="2"/>
-        <w:jc w:val="both"/>
-        <w:rPr>
-          <w:color w:val="000000"/>
-        </w:rPr>
-      </w:pPr>
-      <w:r>
-        <w:rPr>
-          <w:color w:val="000000"/>
-        </w:rPr>
-        <w:t>А на спомин спасенного Свого страждання він зоставив нам це, що ми предложили за Його заповідями. Він бо, маючи вийти на добро</w:t>
-      </w:r>
-      <w:r>
-        <w:rPr>
-          <w:color w:val="000000"/>
-        </w:rPr>
-        <w:t>вільну, і приснопам’ятну, і животворчу Свою смерть, у ніч, у яку віддав Себе за життя світу, узяв хліб у святі Свої і пречисті руки, показав Тобі, Богові й Отцеві, благодарив, благословив, освятив, переломив, дав святим Своїм учням і апостолам, кажучи:</w:t>
-      </w:r>
-    </w:p>
-    <w:p>
-      <w:pPr>
-        <w:widowControl w:val="0"/>
-        <w:spacing w:after="120"/>
-        <w:ind w:left="0" w:hanging="2"/>
-        <w:jc w:val="both"/>
-        <w:rPr>
-          <w:color w:val="FF0000"/>
-        </w:rPr>
-      </w:pPr>
-      <w:r>
-        <w:rPr>
-          <w:i/>
-          <w:color w:val="FF0000"/>
-        </w:rPr>
-        <w:t>Свя</w:t>
-      </w:r>
-      <w:r>
-        <w:rPr>
-          <w:i/>
-          <w:color w:val="FF0000"/>
-        </w:rPr>
-        <w:t>щеник виголошує:</w:t>
+          <w:b/>
+          <w:color w:val="000000"/>
+        </w:rPr>
+        <w:t>Прийміть, їжте, це єсть Тіло моє, що за вас ламається на відпущення гріхів.</w:t>
+      </w:r>
+    </w:p>
+    <w:p>
+      <w:pPr>
+        <w:widowControl w:val="0"/>
+        <w:spacing w:after="120"/>
+        <w:ind w:left="0" w:hanging="2"/>
+        <w:jc w:val="both"/>
+        <w:rPr>
+          <w:color w:val="FF0000"/>
+        </w:rPr>
+      </w:pPr>
+      <w:r>
+        <w:rPr>
+          <w:i/>
+          <w:color w:val="FF0000"/>
+        </w:rPr>
+        <w:t>Вірні:</w:t>
+      </w:r>
+      <w:r>
+        <w:rPr>
+          <w:color w:val="000000"/>
+        </w:rPr>
+        <w:t xml:space="preserve"> Амінь.</w:t>
+      </w:r>
+    </w:p>
+    <w:p>
+      <w:pPr>
+        <w:widowControl w:val="0"/>
+        <w:spacing w:after="120"/>
+        <w:ind w:left="0" w:hanging="2"/>
+        <w:jc w:val="both"/>
+      </w:pPr>
+      <w:r>
+        <w:rPr>
+          <w:rFonts w:ascii="Times New Roman" w:hAnsi="Times New Roman"/>
+          <w:i/>
+          <w:color w:val="FF0000"/>
+          <w:sz w:val="24"/>
+        </w:rPr>
+        <w:t>Священник:</w:t>
+      </w:r>
+      <w:r>
+        <w:rPr>
+          <w:rFonts w:ascii="Times New Roman" w:hAnsi="Times New Roman"/>
+          <w:sz w:val="24"/>
+        </w:rPr>
+        <w:t xml:space="preserve"> Так само взяв і чашу з виноградним плодом, розвів, благодарив, благословив, освятив, дав святим Своїм учням і апостолам, кажучи:</w:t>
+      </w:r>
+    </w:p>
+    <w:p>
+      <w:pPr>
+        <w:widowControl w:val="0"/>
+        <w:spacing w:after="120"/>
+        <w:ind w:left="0" w:hanging="2"/>
+        <w:jc w:val="both"/>
+        <w:rPr>
+          <w:color w:val="FF0000"/>
+        </w:rPr>
+      </w:pPr>
+      <w:r>
+        <w:rPr>
+          <w:i/>
+          <w:color w:val="FF0000"/>
+        </w:rPr>
+        <w:t xml:space="preserve">Священик </w:t>
+      </w:r>
+      <w:r>
+        <w:rPr>
+          <w:i/>
+          <w:color w:val="FF0000"/>
+        </w:rPr>
+        <w:t>виголошує:</w:t>
       </w:r>
       <w:r>
         <w:rPr>
@@ -9751,7 +9842,7 @@
           <w:b/>
           <w:color w:val="000000"/>
         </w:rPr>
-        <w:t>Прийміть, їжте, це єсть Тіло моє, що за вас ламається на відпущення гріхів.</w:t>
+        <w:t>Пийте з неї всі, це єсть Кров Моя Нового Завіту, що за вас і за многих проливається на відпущення гріхів.</w:t>
       </w:r>
     </w:p>
     <w:p>
@@ -9784,42 +9875,63 @@
         <w:spacing w:after="120"/>
         <w:ind w:left="0" w:hanging="2"/>
         <w:jc w:val="both"/>
-      </w:pPr>
-      <w:r>
-        <w:rPr>
-          <w:i/>
-          <w:color w:val="FF0000"/>
-        </w:rPr>
-        <w:lastRenderedPageBreak/>
-        <w:t xml:space="preserve">Священник: </w:t>
-      </w:r>
-      <w:r>
-        <w:t>Так само взяв і чашу з виноградним плодом, розвів, благодарив, благословив, освятив, дав святим Своїм учням і апостолам, кажучи:</w:t>
-      </w:r>
-    </w:p>
-    <w:p>
-      <w:pPr>
-        <w:widowControl w:val="0"/>
-        <w:spacing w:after="120"/>
-        <w:ind w:left="0" w:hanging="2"/>
-        <w:jc w:val="both"/>
-        <w:rPr>
-          <w:color w:val="FF0000"/>
-        </w:rPr>
-      </w:pPr>
-      <w:r>
-        <w:rPr>
-          <w:i/>
-          <w:color w:val="FF0000"/>
-        </w:rPr>
-        <w:t xml:space="preserve">Священик </w:t>
-      </w:r>
-      <w:r>
-        <w:rPr>
-          <w:i/>
-          <w:color w:val="FF0000"/>
-        </w:rPr>
-        <w:t>виголошує:</w:t>
+        <w:rPr>
+          <w:color w:val="000000"/>
+        </w:rPr>
+      </w:pPr>
+      <w:r>
+        <w:rPr>
+          <w:i/>
+          <w:color w:val="FF0000"/>
+        </w:rPr>
+        <w:t>Священик:</w:t>
+      </w:r>
+      <w:r>
+        <w:rPr>
+          <w:color w:val="000000"/>
+        </w:rPr>
+        <w:t xml:space="preserve"> Це чиніть на Мій спомин. Бо кожного разу, коли їсте Хліб цей і п’єте чашу цю, Мою смерть звіщаєте, Моє воскресіння </w:t>
+      </w:r>
+      <w:r>
+        <w:rPr>
+          <w:color w:val="000000"/>
+        </w:rPr>
+        <w:t>ісповідуєте.</w:t>
+      </w:r>
+    </w:p>
+    <w:p>
+      <w:pPr>
+        <w:widowControl w:val="0"/>
+        <w:spacing w:after="120"/>
+        <w:ind w:left="0" w:hanging="2"/>
+        <w:jc w:val="both"/>
+        <w:rPr>
+          <w:color w:val="000000"/>
+        </w:rPr>
+      </w:pPr>
+      <w:r>
+        <w:rPr>
+          <w:color w:val="000000"/>
+        </w:rPr>
+        <w:t>Отож і ми, Владико, споминаючи спасительні Його страждання, животворчий хрест, триденне погребення, з мертвих воскресіння, на небеса вознесіння, праворуч Тебе, Бога й Отця, сидіння, і славний, і страшний Його другий прихід.</w:t>
+      </w:r>
+    </w:p>
+    <w:p>
+      <w:pPr>
+        <w:widowControl w:val="0"/>
+        <w:spacing w:after="120"/>
+        <w:ind w:left="0" w:hanging="2"/>
+        <w:jc w:val="both"/>
+        <w:rPr>
+          <w:color w:val="FF0000"/>
+        </w:rPr>
+      </w:pPr>
+      <w:r>
+        <w:rPr>
+          <w:i/>
+          <w:color w:val="FF0000"/>
+        </w:rPr>
+        <w:t>Священик виголошує:</w:t>
       </w:r>
       <w:r>
         <w:rPr>
@@ -9832,128 +9944,26 @@
           <w:b/>
           <w:color w:val="000000"/>
         </w:rPr>
-        <w:t>Пийте з неї всі, це єсть Кров Моя Нового Завіту, що за вас і за многих проливається на відпущення гріхів.</w:t>
-      </w:r>
-    </w:p>
-    <w:p>
-      <w:pPr>
-        <w:widowControl w:val="0"/>
-        <w:spacing w:after="120"/>
-        <w:ind w:left="0" w:hanging="2"/>
-        <w:jc w:val="both"/>
-        <w:rPr>
-          <w:color w:val="FF0000"/>
-        </w:rPr>
-      </w:pPr>
-      <w:r>
-        <w:rPr>
-          <w:i/>
-          <w:color w:val="FF0000"/>
-        </w:rPr>
-        <w:t>Вірні:</w:t>
-      </w:r>
-      <w:r>
-        <w:rPr>
-          <w:color w:val="000000"/>
-        </w:rPr>
-        <w:t xml:space="preserve"> Амінь.</w:t>
-      </w:r>
-    </w:p>
-    <w:p>
-      <w:pPr>
-        <w:widowControl w:val="0"/>
-        <w:spacing w:after="120"/>
-        <w:ind w:left="0" w:hanging="2"/>
-        <w:jc w:val="both"/>
-        <w:rPr>
-          <w:color w:val="000000"/>
-        </w:rPr>
-      </w:pPr>
-      <w:r>
-        <w:rPr>
-          <w:i/>
-          <w:color w:val="FF0000"/>
-        </w:rPr>
-        <w:t>Священик:</w:t>
-      </w:r>
-      <w:r>
-        <w:rPr>
-          <w:color w:val="000000"/>
-        </w:rPr>
-        <w:t xml:space="preserve"> Це чиніть на Мій спомин. Бо кожного разу, коли їсте Хліб цей і п’єте чашу цю, Мою смерть звіщаєте, Моє воскресіння </w:t>
-      </w:r>
-      <w:r>
-        <w:rPr>
-          <w:color w:val="000000"/>
-        </w:rPr>
-        <w:t>ісповідуєте.</w:t>
-      </w:r>
-    </w:p>
-    <w:p>
-      <w:pPr>
-        <w:widowControl w:val="0"/>
-        <w:spacing w:after="120"/>
-        <w:ind w:left="0" w:hanging="2"/>
-        <w:jc w:val="both"/>
-        <w:rPr>
-          <w:color w:val="000000"/>
-        </w:rPr>
-      </w:pPr>
-      <w:r>
-        <w:rPr>
-          <w:color w:val="000000"/>
-        </w:rPr>
-        <w:t>Отож і ми, Владико, споминаючи спасительні Його страждання, животворчий хрест, триденне погребення, з мертвих воскресіння, на небеса вознесіння, праворуч Тебе, Бога й Отця, сидіння, і славний, і страшний Його другий прихід.</w:t>
-      </w:r>
-    </w:p>
-    <w:p>
-      <w:pPr>
-        <w:widowControl w:val="0"/>
-        <w:spacing w:after="120"/>
-        <w:ind w:left="0" w:hanging="2"/>
-        <w:jc w:val="both"/>
-        <w:rPr>
-          <w:color w:val="FF0000"/>
-        </w:rPr>
-      </w:pPr>
-      <w:r>
-        <w:rPr>
-          <w:i/>
-          <w:color w:val="FF0000"/>
-        </w:rPr>
-        <w:t>Священик виголошує:</w:t>
-      </w:r>
-      <w:r>
-        <w:rPr>
-          <w:color w:val="000000"/>
-        </w:rPr>
-        <w:t xml:space="preserve"> </w:t>
+        <w:t>Твоє від твоїх Тобі приносимо за всіх і за все.</w:t>
+      </w:r>
+    </w:p>
+    <w:p>
+      <w:pPr>
+        <w:widowControl w:val="0"/>
+        <w:spacing w:after="120"/>
+        <w:ind w:left="0" w:hanging="2"/>
+        <w:jc w:val="both"/>
+      </w:pPr>
+      <w:r>
+        <w:rPr>
+          <w:i/>
+          <w:color w:val="FF0000"/>
+        </w:rPr>
+        <w:t xml:space="preserve">Вірні: </w:t>
       </w:r>
       <w:r>
         <w:rPr>
           <w:b/>
-          <w:color w:val="000000"/>
-        </w:rPr>
-        <w:t>Твоє від твоїх Тобі приносимо за всіх і за все.</w:t>
-      </w:r>
-    </w:p>
-    <w:p>
-      <w:pPr>
-        <w:widowControl w:val="0"/>
-        <w:spacing w:after="120"/>
-        <w:ind w:left="0" w:hanging="2"/>
-        <w:jc w:val="both"/>
-      </w:pPr>
-      <w:r>
-        <w:rPr>
-          <w:i/>
-          <w:color w:val="FF0000"/>
-        </w:rPr>
-        <w:t xml:space="preserve">Вірні: </w:t>
-      </w:r>
-      <w:r>
-        <w:rPr>
-          <w:b/>
         </w:rPr>
         <w:t>Тебе́ оспі́вуємо, Тебе́ благословимо́, Тебе́ благодаримо́, Го́споди, і мо́лимось Тобі́, Бо́же наш.</w:t>
       </w:r>
@@ -9970,35 +9980,19 @@
       </w:pPr>
       <w:r>
         <w:rPr>
-          <w:i/>
-          <w:color w:val="FF0000"/>
+          <w:rFonts w:ascii="Times New Roman" w:hAnsi="Times New Roman"/>
+          <w:i/>
+          <w:color w:val="FF0000"/>
+          <w:sz w:val="24"/>
         </w:rPr>
         <w:t>Священник:</w:t>
       </w:r>
       <w:r>
         <w:rPr>
-          <w:i/>
-          <w:color w:val="000000"/>
-        </w:rPr>
-        <w:t xml:space="preserve"> </w:t>
-      </w:r>
-      <w:r>
-        <w:rPr>
-          <w:color w:val="000000"/>
-        </w:rPr>
-        <w:t xml:space="preserve">Ради цього, Владико всесвятий, і ми, грішні і недостойні слуги Твої, сподобившись служити </w:t>
-      </w:r>
-      <w:r>
-        <w:rPr>
-          <w:color w:val="000000"/>
-        </w:rPr>
-        <w:t>святому Твоєму жертовникові, не за праведність нашу, – бо нічого доброго ми не вчинили на землі, – але ради милости Твоєї і щедрот Твоїх, що Ти їх щедро зілляв на нас, осмілюємося приступити до святого Твого жертовника і, предложивши ці дари, під якими скр</w:t>
-      </w:r>
-      <w:r>
-        <w:rPr>
-          <w:color w:val="000000"/>
-        </w:rPr>
-        <w:t>ивається святе Тіло і Кров Христа Твого, Тобі молимось і Тебе призиваємо, Святий над святими, щоб, благоволінням Твоєї благости, прийшов Дух Твій Святий на нас і на ці дари, що перед нами, і благословив їх, і освятив, і явив:</w:t>
+          <w:rFonts w:ascii="Times New Roman" w:hAnsi="Times New Roman"/>
+          <w:sz w:val="24"/>
+        </w:rPr>
+        <w:t xml:space="preserve"> Ради цього, Владико всесвятий, і ми, грішні і недостойні слуги Твої, сподобившись служити святому Твоєму жертовникові, не за праведність нашу, – бо нічого доброго ми не вчинили на землі, – але ради милости Твоєї і щедрот Твоїх, що Ти їх щедро зілляв на нас, осмілюємося приступити до святого Твого жертовника і, предложивши ці дари, під якими скривається святе Тіло і Кров Христа Твого, Тобі молимось і Тебе призиваємо, Святий над святими, щоб, благоволінням Твоєї благости, прийшов Дух Твій Святий на нас і на ці дари, що перед нами, і благословив їх, і освятив, і явив:</w:t>
       </w:r>
     </w:p>
     <w:p>
@@ -10043,23 +10037,19 @@
       </w:pPr>
       <w:r>
         <w:rPr>
-          <w:i/>
-          <w:color w:val="FF0000"/>
+          <w:rFonts w:ascii="Times New Roman" w:hAnsi="Times New Roman"/>
+          <w:i/>
+          <w:color w:val="FF0000"/>
+          <w:sz w:val="24"/>
         </w:rPr>
         <w:t>Священник:</w:t>
       </w:r>
       <w:r>
         <w:rPr>
-          <w:i/>
-          <w:color w:val="000000"/>
-        </w:rPr>
-        <w:t xml:space="preserve"> </w:t>
-      </w:r>
-      <w:r>
-        <w:rPr>
-          <w:color w:val="000000"/>
-        </w:rPr>
-        <w:t>Хліб цей – самим чесним Тілом Господа, і Бога, і Спаса нашого Ісуса Христа.</w:t>
+          <w:rFonts w:ascii="Times New Roman" w:hAnsi="Times New Roman"/>
+          <w:sz w:val="24"/>
+        </w:rPr>
+        <w:t xml:space="preserve"> Хліб цей – самим чесним Тілом Господа, і Бога, і Спаса нашого Ісуса Христа.</w:t>
       </w:r>
     </w:p>
     <w:p>
@@ -10098,23 +10088,19 @@
       </w:pPr>
       <w:r>
         <w:rPr>
-          <w:i/>
-          <w:color w:val="FF0000"/>
+          <w:rFonts w:ascii="Times New Roman" w:hAnsi="Times New Roman"/>
+          <w:i/>
+          <w:color w:val="FF0000"/>
+          <w:sz w:val="24"/>
         </w:rPr>
         <w:t>Священник:</w:t>
       </w:r>
       <w:r>
         <w:rPr>
-          <w:i/>
-          <w:color w:val="000000"/>
-        </w:rPr>
-        <w:t xml:space="preserve"> </w:t>
-      </w:r>
-      <w:r>
-        <w:rPr>
-          <w:color w:val="000000"/>
-        </w:rPr>
-        <w:t>А чашу цю самою чесною кров’ю Господа, і Бога, і Спаса нашого Ісуса Христа.</w:t>
+          <w:rFonts w:ascii="Times New Roman" w:hAnsi="Times New Roman"/>
+          <w:sz w:val="24"/>
+        </w:rPr>
+        <w:t xml:space="preserve"> А чашу цю самою чесною кров’ю Господа, і Бога, і Спаса нашого Ісуса Христа.</w:t>
       </w:r>
     </w:p>
     <w:p>
@@ -10153,23 +10139,19 @@
       </w:pPr>
       <w:r>
         <w:rPr>
-          <w:i/>
-          <w:color w:val="FF0000"/>
+          <w:rFonts w:ascii="Times New Roman" w:hAnsi="Times New Roman"/>
+          <w:i/>
+          <w:color w:val="FF0000"/>
+          <w:sz w:val="24"/>
         </w:rPr>
         <w:t>Священник:</w:t>
       </w:r>
       <w:r>
         <w:rPr>
-          <w:i/>
-          <w:color w:val="000000"/>
-        </w:rPr>
-        <w:t xml:space="preserve"> </w:t>
-      </w:r>
-      <w:r>
-        <w:rPr>
-          <w:color w:val="000000"/>
-        </w:rPr>
-        <w:t>Пролитою за життя світу.</w:t>
+          <w:rFonts w:ascii="Times New Roman" w:hAnsi="Times New Roman"/>
+          <w:sz w:val="24"/>
+        </w:rPr>
+        <w:t xml:space="preserve"> Пролитою за життя світу.</w:t>
       </w:r>
     </w:p>
     <w:p>
@@ -10208,35 +10190,19 @@
       </w:pPr>
       <w:r>
         <w:rPr>
-          <w:i/>
-          <w:color w:val="FF0000"/>
+          <w:rFonts w:ascii="Times New Roman" w:hAnsi="Times New Roman"/>
+          <w:i/>
+          <w:color w:val="FF0000"/>
+          <w:sz w:val="24"/>
         </w:rPr>
         <w:t>Священник:</w:t>
       </w:r>
       <w:r>
         <w:rPr>
-          <w:i/>
-          <w:color w:val="000000"/>
-        </w:rPr>
-        <w:t xml:space="preserve"> </w:t>
-      </w:r>
-      <w:r>
-        <w:rPr>
-          <w:color w:val="000000"/>
-        </w:rPr>
-        <w:t>А нас усіх, що від одного Хліба і чаші причащаємося, з’єдн</w:t>
-      </w:r>
-      <w:r>
-        <w:rPr>
-          <w:color w:val="000000"/>
-        </w:rPr>
-        <w:t>ай одного з одним на спільність єдиного Духа Святого і вчини, щоб ні один з нас не причастився святого Тіла і Крови Христа Твого на суд або на осудження, але щоб ми знайшли милість і благодать з усіма святими, що відвіку Тобі благовгодили: праотцями, отцям</w:t>
-      </w:r>
-      <w:r>
-        <w:rPr>
-          <w:color w:val="000000"/>
-        </w:rPr>
-        <w:t>и, патріярхами, пророками, апостолами, проповідниками, євангелистами, мучениками, ісповідниками, учителями, і з кожним праведним духом, що у вірі звершився.</w:t>
+          <w:rFonts w:ascii="Times New Roman" w:hAnsi="Times New Roman"/>
+          <w:sz w:val="24"/>
+        </w:rPr>
+        <w:t xml:space="preserve"> А нас усіх, що від одного Хліба і чаші причащаємося, з’єднай одного з одним на спільність єдиного Духа Святого і вчини, щоб ні один з нас не причастився святого Тіла і Крови Христа Твого на суд або на осудження, але щоб ми знайшли милість і благодать з усіма святими, що відвіку Тобі благовгодили: праотцями, отцями, патріярхами, пророками, апостолами, проповідниками, євангелистами, мучениками, ісповідниками, учителями, і з кожним праведним духом, що у вірі звершився.</w:t>
       </w:r>
     </w:p>
     <w:p>
@@ -10838,50 +10804,46 @@
       </w:pPr>
       <w:r>
         <w:rPr>
-          <w:i/>
-          <w:color w:val="FF0000"/>
+          <w:rFonts w:ascii="Times New Roman" w:hAnsi="Times New Roman"/>
+          <w:i/>
+          <w:color w:val="FF0000"/>
+          <w:sz w:val="24"/>
         </w:rPr>
         <w:t>Священник:</w:t>
       </w:r>
       <w:r>
         <w:rPr>
-          <w:i/>
+          <w:rFonts w:ascii="Times New Roman" w:hAnsi="Times New Roman"/>
+          <w:sz w:val="24"/>
+        </w:rPr>
+        <w:t xml:space="preserve"> І дай нам єдиними устами і єдиним серцем славити й оспівувати пречесне й величне ім’я Твоє, Отця, і Сина, і Святого Духа, нині, і повсякчас, і на віки віків.</w:t>
+      </w:r>
+    </w:p>
+    <w:p>
+      <w:pPr>
+        <w:widowControl w:val="0"/>
+        <w:spacing w:after="120"/>
+        <w:ind w:left="0" w:hanging="2"/>
+        <w:jc w:val="both"/>
+        <w:rPr>
+          <w:color w:val="000000"/>
+        </w:rPr>
+      </w:pPr>
+      <w:r>
+        <w:rPr>
+          <w:i/>
+          <w:color w:val="FF0000"/>
+        </w:rPr>
+        <w:t>Вірні:</w:t>
+      </w:r>
+      <w:r>
+        <w:rPr>
           <w:color w:val="000000"/>
         </w:rPr>
         <w:t xml:space="preserve"> </w:t>
       </w:r>
       <w:r>
         <w:rPr>
-          <w:color w:val="000000"/>
-        </w:rPr>
-        <w:t>І дай нам єдиними устами і єдиним серцем славити й оспівувати пречесне й величне ім’я Твоє, Отця, і Сина, і Святого Духа, нині, і повсякчас, і на віки віків.</w:t>
-      </w:r>
-    </w:p>
-    <w:p>
-      <w:pPr>
-        <w:widowControl w:val="0"/>
-        <w:spacing w:after="120"/>
-        <w:ind w:left="0" w:hanging="2"/>
-        <w:jc w:val="both"/>
-        <w:rPr>
-          <w:color w:val="000000"/>
-        </w:rPr>
-      </w:pPr>
-      <w:r>
-        <w:rPr>
-          <w:i/>
-          <w:color w:val="FF0000"/>
-        </w:rPr>
-        <w:t>Вірні:</w:t>
-      </w:r>
-      <w:r>
-        <w:rPr>
-          <w:color w:val="000000"/>
-        </w:rPr>
-        <w:t xml:space="preserve"> </w:t>
-      </w:r>
-      <w:r>
-        <w:rPr>
           <w:b/>
           <w:color w:val="000000"/>
         </w:rPr>
@@ -10900,29 +10862,19 @@
       </w:pPr>
       <w:r>
         <w:rPr>
-          <w:i/>
-          <w:color w:val="FF0000"/>
+          <w:rFonts w:ascii="Times New Roman" w:hAnsi="Times New Roman"/>
+          <w:i/>
+          <w:color w:val="FF0000"/>
+          <w:sz w:val="24"/>
         </w:rPr>
         <w:t>Священник:</w:t>
       </w:r>
       <w:r>
         <w:rPr>
-          <w:i/>
-          <w:color w:val="000000"/>
-        </w:rPr>
-        <w:t xml:space="preserve"> </w:t>
-      </w:r>
-      <w:r>
-        <w:rPr>
-          <w:color w:val="000000"/>
-        </w:rPr>
-        <w:t>І нехай будуть милості великого Бога і Спаса нашого Ісуса Христа з усіма</w:t>
-      </w:r>
-      <w:r>
-        <w:rPr>
-          <w:color w:val="000000"/>
-        </w:rPr>
-        <w:t xml:space="preserve"> вами.</w:t>
+          <w:rFonts w:ascii="Times New Roman" w:hAnsi="Times New Roman"/>
+          <w:sz w:val="24"/>
+        </w:rPr>
+        <w:t xml:space="preserve"> І нехай будуть милості великого Бога і Спаса нашого Ісуса Христа з усіма вами.</w:t>
       </w:r>
     </w:p>
     <w:p>
@@ -12381,23 +12333,19 @@
       </w:pPr>
       <w:r>
         <w:rPr>
-          <w:i/>
-          <w:color w:val="FF0000"/>
+          <w:rFonts w:ascii="Times New Roman" w:hAnsi="Times New Roman"/>
+          <w:i/>
+          <w:color w:val="FF0000"/>
+          <w:sz w:val="24"/>
         </w:rPr>
         <w:t>Священник:</w:t>
       </w:r>
       <w:r>
         <w:rPr>
-          <w:i/>
-          <w:color w:val="000000"/>
-        </w:rPr>
-        <w:t xml:space="preserve"> </w:t>
-      </w:r>
-      <w:r>
-        <w:rPr>
-          <w:color w:val="000000"/>
-        </w:rPr>
-        <w:t>Роздроблюється і розділюється Агнець Божий, роздроблюваний і неподільний, що Його завжди їдять і ніколи не з’їдають, а причасників Він освячує.</w:t>
+          <w:rFonts w:ascii="Times New Roman" w:hAnsi="Times New Roman"/>
+          <w:sz w:val="24"/>
+        </w:rPr>
+        <w:t xml:space="preserve"> Роздроблюється і розділюється Агнець Божий, роздроблюваний і неподільний, що Його завжди їдять і ніколи не з’їдають, а причасників Він освячує.</w:t>
       </w:r>
     </w:p>
     <w:p>
@@ -12442,23 +12390,19 @@
       </w:pPr>
       <w:r>
         <w:rPr>
-          <w:i/>
-          <w:color w:val="FF0000"/>
+          <w:rFonts w:ascii="Times New Roman" w:hAnsi="Times New Roman"/>
+          <w:i/>
+          <w:color w:val="FF0000"/>
+          <w:sz w:val="24"/>
         </w:rPr>
         <w:t>Священник:</w:t>
       </w:r>
       <w:r>
         <w:rPr>
-          <w:i/>
-          <w:color w:val="000000"/>
-        </w:rPr>
-        <w:t xml:space="preserve"> </w:t>
-      </w:r>
-      <w:r>
-        <w:rPr>
-          <w:color w:val="000000"/>
-        </w:rPr>
-        <w:t>Повнота Святого Духа.</w:t>
+          <w:rFonts w:ascii="Times New Roman" w:hAnsi="Times New Roman"/>
+          <w:sz w:val="24"/>
+        </w:rPr>
+        <w:t xml:space="preserve"> Повнота Святого Духа.</w:t>
       </w:r>
     </w:p>
     <w:p>
@@ -12594,14 +12538,17 @@
       </w:pPr>
       <w:r>
         <w:rPr>
-          <w:i/>
-          <w:color w:val="FF0000"/>
+          <w:rFonts w:ascii="Times New Roman" w:hAnsi="Times New Roman"/>
+          <w:i/>
+          <w:color w:val="FF0000"/>
+          <w:sz w:val="24"/>
         </w:rPr>
         <w:t>Священник:</w:t>
       </w:r>
       <w:r>
         <w:rPr>
-          <w:color w:val="000000"/>
+          <w:rFonts w:ascii="Times New Roman" w:hAnsi="Times New Roman"/>
+          <w:sz w:val="24"/>
         </w:rPr>
         <w:t xml:space="preserve"> Дияконе, приступи.</w:t>
       </w:r>
@@ -12642,29 +12589,19 @@
       </w:pPr>
       <w:r>
         <w:rPr>
-          <w:i/>
-          <w:color w:val="FF0000"/>
+          <w:rFonts w:ascii="Times New Roman" w:hAnsi="Times New Roman"/>
+          <w:i/>
+          <w:color w:val="FF0000"/>
+          <w:sz w:val="24"/>
         </w:rPr>
         <w:t>Священник:</w:t>
       </w:r>
       <w:r>
         <w:rPr>
-          <w:color w:val="000000"/>
-        </w:rPr>
-        <w:t xml:space="preserve"> </w:t>
-      </w:r>
-      <w:r>
-        <w:rPr>
-          <w:i/>
-          <w:color w:val="000000"/>
-        </w:rPr>
-        <w:t>Ім’я,</w:t>
-      </w:r>
-      <w:r>
-        <w:rPr>
-          <w:color w:val="000000"/>
-        </w:rPr>
-        <w:t xml:space="preserve"> священнодияконові, подається чесне, і святе, і пречисте Тіло Господа, і Бога, і Спаса нашого Ісуса Христа на відпущення гріхів його і на життя вічне.</w:t>
+          <w:rFonts w:ascii="Times New Roman" w:hAnsi="Times New Roman"/>
+          <w:sz w:val="24"/>
+        </w:rPr>
+        <w:t xml:space="preserve"> Ім’я, священнодияконові, подається чесне, і святе, і пречисте Тіло Господа, і Бога, і Спаса нашого Ісуса Христа на відпущення гріхів його і на життя вічне.</w:t>
       </w:r>
     </w:p>
     <w:p>
@@ -12703,36 +12640,19 @@
       </w:pPr>
       <w:r>
         <w:rPr>
-          <w:i/>
-          <w:color w:val="FF0000"/>
-        </w:rPr>
-        <w:lastRenderedPageBreak/>
+          <w:rFonts w:ascii="Times New Roman" w:hAnsi="Times New Roman"/>
+          <w:i/>
+          <w:color w:val="FF0000"/>
+          <w:sz w:val="24"/>
+        </w:rPr>
         <w:t>Священник:</w:t>
       </w:r>
       <w:r>
         <w:rPr>
-          <w:color w:val="000000"/>
-        </w:rPr>
-        <w:t xml:space="preserve"> Чесне і пресвяте тіло Господа, і Бога, і Спаса нашого Ісуса Христа п</w:t>
-      </w:r>
-      <w:r>
-        <w:rPr>
-          <w:color w:val="000000"/>
-        </w:rPr>
-        <w:t xml:space="preserve">одається мені, ієреєві </w:t>
-      </w:r>
-      <w:r>
-        <w:rPr>
-          <w:i/>
-          <w:color w:val="000000"/>
-        </w:rPr>
-        <w:t>ім’я</w:t>
-      </w:r>
-      <w:r>
-        <w:rPr>
-          <w:color w:val="000000"/>
-        </w:rPr>
-        <w:t>, на відпущення гріхів моїх і на життя вічне. Амі́нь.</w:t>
+          <w:rFonts w:ascii="Times New Roman" w:hAnsi="Times New Roman"/>
+          <w:sz w:val="24"/>
+        </w:rPr>
+        <w:t xml:space="preserve"> Чесне і пресвяте тіло Господа, і Бога, і Спаса нашого Ісуса Христа подається мені, ієреєві ім’я, на відпущення гріхів моїх і на життя вічне. Амі́нь.</w:t>
       </w:r>
     </w:p>
     <w:p>
@@ -12889,29 +12809,19 @@
       </w:pPr>
       <w:r>
         <w:rPr>
-          <w:i/>
-          <w:color w:val="FF0000"/>
+          <w:rFonts w:ascii="Times New Roman" w:hAnsi="Times New Roman"/>
+          <w:i/>
+          <w:color w:val="FF0000"/>
+          <w:sz w:val="24"/>
         </w:rPr>
         <w:t>Священник:</w:t>
       </w:r>
       <w:r>
         <w:rPr>
-          <w:color w:val="000000"/>
-        </w:rPr>
-        <w:t xml:space="preserve"> Причащається слуга Божий, диякон </w:t>
-      </w:r>
-      <w:r>
-        <w:rPr>
-          <w:i/>
-          <w:color w:val="000000"/>
-        </w:rPr>
-        <w:t xml:space="preserve">ім’я, </w:t>
-      </w:r>
-      <w:r>
-        <w:rPr>
-          <w:color w:val="000000"/>
-        </w:rPr>
-        <w:t>чесної і святої Крови Господа, і Бога, і Спаса нашого Ісуса Христа на відпущення гріхів своїх і на життя вічне.</w:t>
+          <w:rFonts w:ascii="Times New Roman" w:hAnsi="Times New Roman"/>
+          <w:sz w:val="24"/>
+        </w:rPr>
+        <w:t xml:space="preserve"> Причащається слуга Божий, диякон ім’я, чесної і святої Крови Господа, і Бога, і Спаса нашого Ісуса Христа на відпущення гріхів своїх і на життя вічне.</w:t>
       </w:r>
     </w:p>
     <w:p>
@@ -20254,12 +20164,18 @@
       </w:pPr>
       <w:r>
         <w:rPr>
-          <w:i/>
-          <w:color w:val="FF0000"/>
+          <w:rFonts w:ascii="Times New Roman" w:hAnsi="Times New Roman"/>
+          <w:i/>
+          <w:color w:val="FF0000"/>
+          <w:sz w:val="24"/>
         </w:rPr>
         <w:t>Священник:</w:t>
       </w:r>
       <w:r>
+        <w:rPr>
+          <w:rFonts w:ascii="Times New Roman" w:hAnsi="Times New Roman"/>
+          <w:sz w:val="24"/>
+        </w:rPr>
         <w:t xml:space="preserve"> Слава святій, одноістотній, животворчій і нероздільній Тройці, завжди, нині і повсякчас, і на віки віків.</w:t>
       </w:r>
     </w:p>
@@ -22700,16 +22616,19 @@
       </w:pPr>
       <w:r>
         <w:rPr>
-          <w:i/>
-          <w:color w:val="FF0000"/>
+          <w:rFonts w:ascii="Times New Roman" w:hAnsi="Times New Roman"/>
+          <w:i/>
+          <w:color w:val="FF0000"/>
+          <w:sz w:val="24"/>
         </w:rPr>
         <w:t>Священник:</w:t>
       </w:r>
       <w:r>
-        <w:t xml:space="preserve"> Бо Тобі належить усяка слава, честь і поклоніння, О</w:t>
-      </w:r>
-      <w:r>
-        <w:t>тцю, і Сину, і Святому Духові, нині, і повсякчас, і на віки віків.</w:t>
+        <w:rPr>
+          <w:rFonts w:ascii="Times New Roman" w:hAnsi="Times New Roman"/>
+          <w:sz w:val="24"/>
+        </w:rPr>
+        <w:t xml:space="preserve"> Бо Тобі належить усяка слава, честь і поклоніння, Отцю, і Сину, і Святому Духові, нині, і повсякчас, і на віки віків.</w:t>
       </w:r>
     </w:p>
     <w:p>
@@ -29164,12 +29083,18 @@
       </w:pPr>
       <w:r>
         <w:rPr>
-          <w:i/>
-          <w:color w:val="FF0000"/>
+          <w:rFonts w:ascii="Times New Roman" w:hAnsi="Times New Roman"/>
+          <w:i/>
+          <w:color w:val="FF0000"/>
+          <w:sz w:val="24"/>
         </w:rPr>
         <w:t>Священник:</w:t>
       </w:r>
       <w:r>
+        <w:rPr>
+          <w:rFonts w:ascii="Times New Roman" w:hAnsi="Times New Roman"/>
+          <w:sz w:val="24"/>
+        </w:rPr>
         <w:t xml:space="preserve"> Бо милостивий і людинолюбний Бог єси, і Тобі славу возсилаємо, Отцю, і Сину, і Святому Духові, нині, і повсякчас, і на віки віків.</w:t>
       </w:r>
     </w:p>
@@ -29512,13 +29437,18 @@
       </w:pPr>
       <w:r>
         <w:rPr>
-          <w:i/>
-          <w:color w:val="FF0000"/>
-        </w:rPr>
-        <w:lastRenderedPageBreak/>
+          <w:rFonts w:ascii="Times New Roman" w:hAnsi="Times New Roman"/>
+          <w:i/>
+          <w:color w:val="FF0000"/>
+          <w:sz w:val="24"/>
+        </w:rPr>
         <w:t>Священник:</w:t>
       </w:r>
       <w:r>
+        <w:rPr>
+          <w:rFonts w:ascii="Times New Roman" w:hAnsi="Times New Roman"/>
+          <w:sz w:val="24"/>
+        </w:rPr>
         <w:t xml:space="preserve"> Бо Ти – Бог милости, ласк і людинолюбности, і Тобі славу возсилаємо, Отцю, і Сину, і Святому Духові, нині, і повсякчас, і на віки віків.</w:t>
       </w:r>
     </w:p>

--- a/flow/20230914_vu_template/drafts/2024-12-u/25-СР-Різдво_ГНІХ.docx
+++ b/flow/20230914_vu_template/drafts/2024-12-u/25-СР-Різдво_ГНІХ.docx
@@ -17286,294 +17286,7 @@
           <w:rFonts w:ascii="Times New Roman" w:hAnsi="Times New Roman"/>
           <w:sz w:val="24"/>
         </w:rPr>
-        <w:t xml:space="preserve"> </w:t>
-      </w:r>
-      <w:r>
-        <w:rPr>
-          <w:rFonts w:ascii="Times New Roman" w:hAnsi="Times New Roman"/>
-          <w:sz w:val="24"/>
-        </w:rPr>
-        <w:t>Бо</w:t>
-      </w:r>
-      <w:r>
-        <w:rPr>
-          <w:rFonts w:ascii="Times New Roman" w:hAnsi="Times New Roman"/>
-          <w:sz w:val="24"/>
-        </w:rPr>
-        <w:t xml:space="preserve"> </w:t>
-      </w:r>
-      <w:r>
-        <w:rPr>
-          <w:rFonts w:ascii="Times New Roman" w:hAnsi="Times New Roman"/>
-          <w:sz w:val="24"/>
-        </w:rPr>
-        <w:t>Твоє</w:t>
-      </w:r>
-      <w:r>
-        <w:rPr>
-          <w:rFonts w:ascii="Times New Roman" w:hAnsi="Times New Roman"/>
-          <w:sz w:val="24"/>
-        </w:rPr>
-        <w:t xml:space="preserve"> </w:t>
-      </w:r>
-      <w:r>
-        <w:rPr>
-          <w:rFonts w:ascii="Times New Roman" w:hAnsi="Times New Roman"/>
-          <w:sz w:val="24"/>
-        </w:rPr>
-        <w:t>є</w:t>
-      </w:r>
-      <w:r>
-        <w:rPr>
-          <w:rFonts w:ascii="Times New Roman" w:hAnsi="Times New Roman"/>
-          <w:sz w:val="24"/>
-        </w:rPr>
-        <w:t xml:space="preserve"> </w:t>
-      </w:r>
-      <w:r>
-        <w:rPr>
-          <w:rFonts w:ascii="Times New Roman" w:hAnsi="Times New Roman"/>
-          <w:sz w:val="24"/>
-        </w:rPr>
-        <w:t>царство,</w:t>
-      </w:r>
-      <w:r>
-        <w:rPr>
-          <w:rFonts w:ascii="Times New Roman" w:hAnsi="Times New Roman"/>
-          <w:sz w:val="24"/>
-        </w:rPr>
-        <w:t xml:space="preserve"> </w:t>
-      </w:r>
-      <w:r>
-        <w:rPr>
-          <w:rFonts w:ascii="Times New Roman" w:hAnsi="Times New Roman"/>
-          <w:sz w:val="24"/>
-        </w:rPr>
-        <w:t>і</w:t>
-      </w:r>
-      <w:r>
-        <w:rPr>
-          <w:rFonts w:ascii="Times New Roman" w:hAnsi="Times New Roman"/>
-          <w:sz w:val="24"/>
-        </w:rPr>
-        <w:t xml:space="preserve"> </w:t>
-      </w:r>
-      <w:r>
-        <w:rPr>
-          <w:rFonts w:ascii="Times New Roman" w:hAnsi="Times New Roman"/>
-          <w:sz w:val="24"/>
-        </w:rPr>
-        <w:t>сила,</w:t>
-      </w:r>
-      <w:r>
-        <w:rPr>
-          <w:rFonts w:ascii="Times New Roman" w:hAnsi="Times New Roman"/>
-          <w:sz w:val="24"/>
-        </w:rPr>
-        <w:t xml:space="preserve"> </w:t>
-      </w:r>
-      <w:r>
-        <w:rPr>
-          <w:rFonts w:ascii="Times New Roman" w:hAnsi="Times New Roman"/>
-          <w:sz w:val="24"/>
-        </w:rPr>
-        <w:t>і</w:t>
-      </w:r>
-      <w:r>
-        <w:rPr>
-          <w:rFonts w:ascii="Times New Roman" w:hAnsi="Times New Roman"/>
-          <w:sz w:val="24"/>
-        </w:rPr>
-        <w:t xml:space="preserve"> </w:t>
-      </w:r>
-      <w:r>
-        <w:rPr>
-          <w:rFonts w:ascii="Times New Roman" w:hAnsi="Times New Roman"/>
-          <w:sz w:val="24"/>
-        </w:rPr>
-        <w:t>слава,</w:t>
-      </w:r>
-      <w:r>
-        <w:rPr>
-          <w:rFonts w:ascii="Times New Roman" w:hAnsi="Times New Roman"/>
-          <w:sz w:val="24"/>
-        </w:rPr>
-        <w:t xml:space="preserve"> </w:t>
-      </w:r>
-      <w:r>
-        <w:rPr>
-          <w:rFonts w:ascii="Times New Roman" w:hAnsi="Times New Roman"/>
-          <w:sz w:val="24"/>
-        </w:rPr>
-        <w:t>Отця,</w:t>
-      </w:r>
-      <w:r>
-        <w:rPr>
-          <w:rFonts w:ascii="Times New Roman" w:hAnsi="Times New Roman"/>
-          <w:sz w:val="24"/>
-        </w:rPr>
-        <w:t xml:space="preserve"> </w:t>
-      </w:r>
-      <w:r>
-        <w:rPr>
-          <w:rFonts w:ascii="Times New Roman" w:hAnsi="Times New Roman"/>
-          <w:sz w:val="24"/>
-        </w:rPr>
-        <w:t>і</w:t>
-      </w:r>
-      <w:r>
-        <w:rPr>
-          <w:rFonts w:ascii="Times New Roman" w:hAnsi="Times New Roman"/>
-          <w:sz w:val="24"/>
-        </w:rPr>
-        <w:t xml:space="preserve"> </w:t>
-      </w:r>
-      <w:r>
-        <w:rPr>
-          <w:rFonts w:ascii="Times New Roman" w:hAnsi="Times New Roman"/>
-          <w:sz w:val="24"/>
-        </w:rPr>
-        <w:t>Сина,</w:t>
-      </w:r>
-      <w:r>
-        <w:rPr>
-          <w:rFonts w:ascii="Times New Roman" w:hAnsi="Times New Roman"/>
-          <w:sz w:val="24"/>
-        </w:rPr>
-        <w:t xml:space="preserve"> </w:t>
-      </w:r>
-      <w:r>
-        <w:rPr>
-          <w:rFonts w:ascii="Times New Roman" w:hAnsi="Times New Roman"/>
-          <w:sz w:val="24"/>
-        </w:rPr>
-        <w:t>і</w:t>
-      </w:r>
-      <w:r>
-        <w:rPr>
-          <w:rFonts w:ascii="Times New Roman" w:hAnsi="Times New Roman"/>
-          <w:sz w:val="24"/>
-        </w:rPr>
-        <w:t xml:space="preserve"> </w:t>
-      </w:r>
-      <w:r>
-        <w:rPr>
-          <w:rFonts w:ascii="Times New Roman" w:hAnsi="Times New Roman"/>
-          <w:sz w:val="24"/>
-        </w:rPr>
-        <w:t>Святого</w:t>
-      </w:r>
-      <w:r>
-        <w:rPr>
-          <w:rFonts w:ascii="Times New Roman" w:hAnsi="Times New Roman"/>
-          <w:sz w:val="24"/>
-        </w:rPr>
-        <w:t xml:space="preserve"> </w:t>
-      </w:r>
-      <w:r>
-        <w:rPr>
-          <w:rFonts w:ascii="Times New Roman" w:hAnsi="Times New Roman"/>
-          <w:sz w:val="24"/>
-        </w:rPr>
-        <w:t>Духа,</w:t>
-      </w:r>
-      <w:r>
-        <w:rPr>
-          <w:rFonts w:ascii="Times New Roman" w:hAnsi="Times New Roman"/>
-          <w:sz w:val="24"/>
-        </w:rPr>
-        <w:t xml:space="preserve"> </w:t>
-      </w:r>
-      <w:r>
-        <w:rPr>
-          <w:rFonts w:ascii="Times New Roman" w:hAnsi="Times New Roman"/>
-          <w:sz w:val="24"/>
-        </w:rPr>
-        <w:t>нині,</w:t>
-      </w:r>
-      <w:r>
-        <w:rPr>
-          <w:rFonts w:ascii="Times New Roman" w:hAnsi="Times New Roman"/>
-          <w:sz w:val="24"/>
-        </w:rPr>
-        <w:t xml:space="preserve"> </w:t>
-      </w:r>
-      <w:r>
-        <w:rPr>
-          <w:rFonts w:ascii="Times New Roman" w:hAnsi="Times New Roman"/>
-          <w:sz w:val="24"/>
-        </w:rPr>
-        <w:t>і</w:t>
-      </w:r>
-      <w:r>
-        <w:rPr>
-          <w:rFonts w:ascii="Times New Roman" w:hAnsi="Times New Roman"/>
-          <w:sz w:val="24"/>
-        </w:rPr>
-        <w:t xml:space="preserve"> </w:t>
-      </w:r>
-      <w:r>
-        <w:rPr>
-          <w:rFonts w:ascii="Times New Roman" w:hAnsi="Times New Roman"/>
-          <w:sz w:val="24"/>
-        </w:rPr>
-        <w:t>повсякчас,</w:t>
-      </w:r>
-      <w:r>
-        <w:rPr>
-          <w:rFonts w:ascii="Times New Roman" w:hAnsi="Times New Roman"/>
-          <w:sz w:val="24"/>
-        </w:rPr>
-        <w:t xml:space="preserve"> </w:t>
-      </w:r>
-      <w:r>
-        <w:rPr>
-          <w:rFonts w:ascii="Times New Roman" w:hAnsi="Times New Roman"/>
-          <w:sz w:val="24"/>
-        </w:rPr>
-        <w:t>і</w:t>
-      </w:r>
-      <w:r>
-        <w:rPr>
-          <w:rFonts w:ascii="Times New Roman" w:hAnsi="Times New Roman"/>
-          <w:sz w:val="24"/>
-        </w:rPr>
-        <w:t xml:space="preserve"> </w:t>
-      </w:r>
-      <w:r>
-        <w:rPr>
-          <w:rFonts w:ascii="Times New Roman" w:hAnsi="Times New Roman"/>
-          <w:sz w:val="24"/>
-        </w:rPr>
-        <w:t>на</w:t>
-      </w:r>
-      <w:r>
-        <w:rPr>
-          <w:rFonts w:ascii="Times New Roman" w:hAnsi="Times New Roman"/>
-          <w:sz w:val="24"/>
-        </w:rPr>
-        <w:t xml:space="preserve"> </w:t>
-      </w:r>
-      <w:r>
-        <w:rPr>
-          <w:rFonts w:ascii="Times New Roman" w:hAnsi="Times New Roman"/>
-          <w:sz w:val="24"/>
-        </w:rPr>
-        <w:t>віки</w:t>
-      </w:r>
-      <w:r>
-        <w:rPr>
-          <w:rFonts w:ascii="Times New Roman" w:hAnsi="Times New Roman"/>
-          <w:sz w:val="24"/>
-        </w:rPr>
-        <w:t xml:space="preserve"> </w:t>
-      </w:r>
-      <w:r>
-        <w:rPr>
-          <w:rFonts w:ascii="Times New Roman" w:hAnsi="Times New Roman"/>
-          <w:sz w:val="24"/>
-        </w:rPr>
-        <w:t>віків.</w:t>
+        <w:t xml:space="preserve"> Бо Твоє є царство, і сила, і слава, Отця, і Сина, і Святого Духа, нині, і повсякчас, і на віки віків.</w:t>
       </w:r>
     </w:p>
     <w:p>
@@ -20454,294 +20167,7 @@
           <w:rFonts w:ascii="Times New Roman" w:hAnsi="Times New Roman"/>
           <w:sz w:val="24"/>
         </w:rPr>
-        <w:t xml:space="preserve"> </w:t>
-      </w:r>
-      <w:r>
-        <w:rPr>
-          <w:rFonts w:ascii="Times New Roman" w:hAnsi="Times New Roman"/>
-          <w:sz w:val="24"/>
-        </w:rPr>
-        <w:t>Бо</w:t>
-      </w:r>
-      <w:r>
-        <w:rPr>
-          <w:rFonts w:ascii="Times New Roman" w:hAnsi="Times New Roman"/>
-          <w:sz w:val="24"/>
-        </w:rPr>
-        <w:t xml:space="preserve"> </w:t>
-      </w:r>
-      <w:r>
-        <w:rPr>
-          <w:rFonts w:ascii="Times New Roman" w:hAnsi="Times New Roman"/>
-          <w:sz w:val="24"/>
-        </w:rPr>
-        <w:t>Твоє</w:t>
-      </w:r>
-      <w:r>
-        <w:rPr>
-          <w:rFonts w:ascii="Times New Roman" w:hAnsi="Times New Roman"/>
-          <w:sz w:val="24"/>
-        </w:rPr>
-        <w:t xml:space="preserve"> </w:t>
-      </w:r>
-      <w:r>
-        <w:rPr>
-          <w:rFonts w:ascii="Times New Roman" w:hAnsi="Times New Roman"/>
-          <w:sz w:val="24"/>
-        </w:rPr>
-        <w:t>є</w:t>
-      </w:r>
-      <w:r>
-        <w:rPr>
-          <w:rFonts w:ascii="Times New Roman" w:hAnsi="Times New Roman"/>
-          <w:sz w:val="24"/>
-        </w:rPr>
-        <w:t xml:space="preserve"> </w:t>
-      </w:r>
-      <w:r>
-        <w:rPr>
-          <w:rFonts w:ascii="Times New Roman" w:hAnsi="Times New Roman"/>
-          <w:sz w:val="24"/>
-        </w:rPr>
-        <w:t>царство,</w:t>
-      </w:r>
-      <w:r>
-        <w:rPr>
-          <w:rFonts w:ascii="Times New Roman" w:hAnsi="Times New Roman"/>
-          <w:sz w:val="24"/>
-        </w:rPr>
-        <w:t xml:space="preserve"> </w:t>
-      </w:r>
-      <w:r>
-        <w:rPr>
-          <w:rFonts w:ascii="Times New Roman" w:hAnsi="Times New Roman"/>
-          <w:sz w:val="24"/>
-        </w:rPr>
-        <w:t>і</w:t>
-      </w:r>
-      <w:r>
-        <w:rPr>
-          <w:rFonts w:ascii="Times New Roman" w:hAnsi="Times New Roman"/>
-          <w:sz w:val="24"/>
-        </w:rPr>
-        <w:t xml:space="preserve"> </w:t>
-      </w:r>
-      <w:r>
-        <w:rPr>
-          <w:rFonts w:ascii="Times New Roman" w:hAnsi="Times New Roman"/>
-          <w:sz w:val="24"/>
-        </w:rPr>
-        <w:t>сила,</w:t>
-      </w:r>
-      <w:r>
-        <w:rPr>
-          <w:rFonts w:ascii="Times New Roman" w:hAnsi="Times New Roman"/>
-          <w:sz w:val="24"/>
-        </w:rPr>
-        <w:t xml:space="preserve"> </w:t>
-      </w:r>
-      <w:r>
-        <w:rPr>
-          <w:rFonts w:ascii="Times New Roman" w:hAnsi="Times New Roman"/>
-          <w:sz w:val="24"/>
-        </w:rPr>
-        <w:t>і</w:t>
-      </w:r>
-      <w:r>
-        <w:rPr>
-          <w:rFonts w:ascii="Times New Roman" w:hAnsi="Times New Roman"/>
-          <w:sz w:val="24"/>
-        </w:rPr>
-        <w:t xml:space="preserve"> </w:t>
-      </w:r>
-      <w:r>
-        <w:rPr>
-          <w:rFonts w:ascii="Times New Roman" w:hAnsi="Times New Roman"/>
-          <w:sz w:val="24"/>
-        </w:rPr>
-        <w:t>слава,</w:t>
-      </w:r>
-      <w:r>
-        <w:rPr>
-          <w:rFonts w:ascii="Times New Roman" w:hAnsi="Times New Roman"/>
-          <w:sz w:val="24"/>
-        </w:rPr>
-        <w:t xml:space="preserve"> </w:t>
-      </w:r>
-      <w:r>
-        <w:rPr>
-          <w:rFonts w:ascii="Times New Roman" w:hAnsi="Times New Roman"/>
-          <w:sz w:val="24"/>
-        </w:rPr>
-        <w:t>Отця,</w:t>
-      </w:r>
-      <w:r>
-        <w:rPr>
-          <w:rFonts w:ascii="Times New Roman" w:hAnsi="Times New Roman"/>
-          <w:sz w:val="24"/>
-        </w:rPr>
-        <w:t xml:space="preserve"> </w:t>
-      </w:r>
-      <w:r>
-        <w:rPr>
-          <w:rFonts w:ascii="Times New Roman" w:hAnsi="Times New Roman"/>
-          <w:sz w:val="24"/>
-        </w:rPr>
-        <w:t>і</w:t>
-      </w:r>
-      <w:r>
-        <w:rPr>
-          <w:rFonts w:ascii="Times New Roman" w:hAnsi="Times New Roman"/>
-          <w:sz w:val="24"/>
-        </w:rPr>
-        <w:t xml:space="preserve"> </w:t>
-      </w:r>
-      <w:r>
-        <w:rPr>
-          <w:rFonts w:ascii="Times New Roman" w:hAnsi="Times New Roman"/>
-          <w:sz w:val="24"/>
-        </w:rPr>
-        <w:t>Сина,</w:t>
-      </w:r>
-      <w:r>
-        <w:rPr>
-          <w:rFonts w:ascii="Times New Roman" w:hAnsi="Times New Roman"/>
-          <w:sz w:val="24"/>
-        </w:rPr>
-        <w:t xml:space="preserve"> </w:t>
-      </w:r>
-      <w:r>
-        <w:rPr>
-          <w:rFonts w:ascii="Times New Roman" w:hAnsi="Times New Roman"/>
-          <w:sz w:val="24"/>
-        </w:rPr>
-        <w:t>і</w:t>
-      </w:r>
-      <w:r>
-        <w:rPr>
-          <w:rFonts w:ascii="Times New Roman" w:hAnsi="Times New Roman"/>
-          <w:sz w:val="24"/>
-        </w:rPr>
-        <w:t xml:space="preserve"> </w:t>
-      </w:r>
-      <w:r>
-        <w:rPr>
-          <w:rFonts w:ascii="Times New Roman" w:hAnsi="Times New Roman"/>
-          <w:sz w:val="24"/>
-        </w:rPr>
-        <w:t>Святого</w:t>
-      </w:r>
-      <w:r>
-        <w:rPr>
-          <w:rFonts w:ascii="Times New Roman" w:hAnsi="Times New Roman"/>
-          <w:sz w:val="24"/>
-        </w:rPr>
-        <w:t xml:space="preserve"> </w:t>
-      </w:r>
-      <w:r>
-        <w:rPr>
-          <w:rFonts w:ascii="Times New Roman" w:hAnsi="Times New Roman"/>
-          <w:sz w:val="24"/>
-        </w:rPr>
-        <w:t>Духа,</w:t>
-      </w:r>
-      <w:r>
-        <w:rPr>
-          <w:rFonts w:ascii="Times New Roman" w:hAnsi="Times New Roman"/>
-          <w:sz w:val="24"/>
-        </w:rPr>
-        <w:t xml:space="preserve"> </w:t>
-      </w:r>
-      <w:r>
-        <w:rPr>
-          <w:rFonts w:ascii="Times New Roman" w:hAnsi="Times New Roman"/>
-          <w:sz w:val="24"/>
-        </w:rPr>
-        <w:t>нині,</w:t>
-      </w:r>
-      <w:r>
-        <w:rPr>
-          <w:rFonts w:ascii="Times New Roman" w:hAnsi="Times New Roman"/>
-          <w:sz w:val="24"/>
-        </w:rPr>
-        <w:t xml:space="preserve"> </w:t>
-      </w:r>
-      <w:r>
-        <w:rPr>
-          <w:rFonts w:ascii="Times New Roman" w:hAnsi="Times New Roman"/>
-          <w:sz w:val="24"/>
-        </w:rPr>
-        <w:t>і</w:t>
-      </w:r>
-      <w:r>
-        <w:rPr>
-          <w:rFonts w:ascii="Times New Roman" w:hAnsi="Times New Roman"/>
-          <w:sz w:val="24"/>
-        </w:rPr>
-        <w:t xml:space="preserve"> </w:t>
-      </w:r>
-      <w:r>
-        <w:rPr>
-          <w:rFonts w:ascii="Times New Roman" w:hAnsi="Times New Roman"/>
-          <w:sz w:val="24"/>
-        </w:rPr>
-        <w:t>повсякчас,</w:t>
-      </w:r>
-      <w:r>
-        <w:rPr>
-          <w:rFonts w:ascii="Times New Roman" w:hAnsi="Times New Roman"/>
-          <w:sz w:val="24"/>
-        </w:rPr>
-        <w:t xml:space="preserve"> </w:t>
-      </w:r>
-      <w:r>
-        <w:rPr>
-          <w:rFonts w:ascii="Times New Roman" w:hAnsi="Times New Roman"/>
-          <w:sz w:val="24"/>
-        </w:rPr>
-        <w:t>і</w:t>
-      </w:r>
-      <w:r>
-        <w:rPr>
-          <w:rFonts w:ascii="Times New Roman" w:hAnsi="Times New Roman"/>
-          <w:sz w:val="24"/>
-        </w:rPr>
-        <w:t xml:space="preserve"> </w:t>
-      </w:r>
-      <w:r>
-        <w:rPr>
-          <w:rFonts w:ascii="Times New Roman" w:hAnsi="Times New Roman"/>
-          <w:sz w:val="24"/>
-        </w:rPr>
-        <w:t>на</w:t>
-      </w:r>
-      <w:r>
-        <w:rPr>
-          <w:rFonts w:ascii="Times New Roman" w:hAnsi="Times New Roman"/>
-          <w:sz w:val="24"/>
-        </w:rPr>
-        <w:t xml:space="preserve"> </w:t>
-      </w:r>
-      <w:r>
-        <w:rPr>
-          <w:rFonts w:ascii="Times New Roman" w:hAnsi="Times New Roman"/>
-          <w:sz w:val="24"/>
-        </w:rPr>
-        <w:t>віки</w:t>
-      </w:r>
-      <w:r>
-        <w:rPr>
-          <w:rFonts w:ascii="Times New Roman" w:hAnsi="Times New Roman"/>
-          <w:sz w:val="24"/>
-        </w:rPr>
-        <w:t xml:space="preserve"> </w:t>
-      </w:r>
-      <w:r>
-        <w:rPr>
-          <w:rFonts w:ascii="Times New Roman" w:hAnsi="Times New Roman"/>
-          <w:sz w:val="24"/>
-        </w:rPr>
-        <w:t>віків.</w:t>
+        <w:t xml:space="preserve"> Бо Твоє є царство, і сила, і слава, Отця, і Сина, і Святого Духа, нині, і повсякчас, і на віки віків.</w:t>
       </w:r>
     </w:p>
     <w:p>
@@ -22460,294 +21886,7 @@
           <w:rFonts w:ascii="Times New Roman" w:hAnsi="Times New Roman"/>
           <w:sz w:val="24"/>
         </w:rPr>
-        <w:t xml:space="preserve"> </w:t>
-      </w:r>
-      <w:r>
-        <w:rPr>
-          <w:rFonts w:ascii="Times New Roman" w:hAnsi="Times New Roman"/>
-          <w:sz w:val="24"/>
-        </w:rPr>
-        <w:t>Бо</w:t>
-      </w:r>
-      <w:r>
-        <w:rPr>
-          <w:rFonts w:ascii="Times New Roman" w:hAnsi="Times New Roman"/>
-          <w:sz w:val="24"/>
-        </w:rPr>
-        <w:t xml:space="preserve"> </w:t>
-      </w:r>
-      <w:r>
-        <w:rPr>
-          <w:rFonts w:ascii="Times New Roman" w:hAnsi="Times New Roman"/>
-          <w:sz w:val="24"/>
-        </w:rPr>
-        <w:t>Твоє</w:t>
-      </w:r>
-      <w:r>
-        <w:rPr>
-          <w:rFonts w:ascii="Times New Roman" w:hAnsi="Times New Roman"/>
-          <w:sz w:val="24"/>
-        </w:rPr>
-        <w:t xml:space="preserve"> </w:t>
-      </w:r>
-      <w:r>
-        <w:rPr>
-          <w:rFonts w:ascii="Times New Roman" w:hAnsi="Times New Roman"/>
-          <w:sz w:val="24"/>
-        </w:rPr>
-        <w:t>є</w:t>
-      </w:r>
-      <w:r>
-        <w:rPr>
-          <w:rFonts w:ascii="Times New Roman" w:hAnsi="Times New Roman"/>
-          <w:sz w:val="24"/>
-        </w:rPr>
-        <w:t xml:space="preserve"> </w:t>
-      </w:r>
-      <w:r>
-        <w:rPr>
-          <w:rFonts w:ascii="Times New Roman" w:hAnsi="Times New Roman"/>
-          <w:sz w:val="24"/>
-        </w:rPr>
-        <w:t>царство,</w:t>
-      </w:r>
-      <w:r>
-        <w:rPr>
-          <w:rFonts w:ascii="Times New Roman" w:hAnsi="Times New Roman"/>
-          <w:sz w:val="24"/>
-        </w:rPr>
-        <w:t xml:space="preserve"> </w:t>
-      </w:r>
-      <w:r>
-        <w:rPr>
-          <w:rFonts w:ascii="Times New Roman" w:hAnsi="Times New Roman"/>
-          <w:sz w:val="24"/>
-        </w:rPr>
-        <w:t>і</w:t>
-      </w:r>
-      <w:r>
-        <w:rPr>
-          <w:rFonts w:ascii="Times New Roman" w:hAnsi="Times New Roman"/>
-          <w:sz w:val="24"/>
-        </w:rPr>
-        <w:t xml:space="preserve"> </w:t>
-      </w:r>
-      <w:r>
-        <w:rPr>
-          <w:rFonts w:ascii="Times New Roman" w:hAnsi="Times New Roman"/>
-          <w:sz w:val="24"/>
-        </w:rPr>
-        <w:t>сила,</w:t>
-      </w:r>
-      <w:r>
-        <w:rPr>
-          <w:rFonts w:ascii="Times New Roman" w:hAnsi="Times New Roman"/>
-          <w:sz w:val="24"/>
-        </w:rPr>
-        <w:t xml:space="preserve"> </w:t>
-      </w:r>
-      <w:r>
-        <w:rPr>
-          <w:rFonts w:ascii="Times New Roman" w:hAnsi="Times New Roman"/>
-          <w:sz w:val="24"/>
-        </w:rPr>
-        <w:t>і</w:t>
-      </w:r>
-      <w:r>
-        <w:rPr>
-          <w:rFonts w:ascii="Times New Roman" w:hAnsi="Times New Roman"/>
-          <w:sz w:val="24"/>
-        </w:rPr>
-        <w:t xml:space="preserve"> </w:t>
-      </w:r>
-      <w:r>
-        <w:rPr>
-          <w:rFonts w:ascii="Times New Roman" w:hAnsi="Times New Roman"/>
-          <w:sz w:val="24"/>
-        </w:rPr>
-        <w:t>слава,</w:t>
-      </w:r>
-      <w:r>
-        <w:rPr>
-          <w:rFonts w:ascii="Times New Roman" w:hAnsi="Times New Roman"/>
-          <w:sz w:val="24"/>
-        </w:rPr>
-        <w:t xml:space="preserve"> </w:t>
-      </w:r>
-      <w:r>
-        <w:rPr>
-          <w:rFonts w:ascii="Times New Roman" w:hAnsi="Times New Roman"/>
-          <w:sz w:val="24"/>
-        </w:rPr>
-        <w:t>Отця,</w:t>
-      </w:r>
-      <w:r>
-        <w:rPr>
-          <w:rFonts w:ascii="Times New Roman" w:hAnsi="Times New Roman"/>
-          <w:sz w:val="24"/>
-        </w:rPr>
-        <w:t xml:space="preserve"> </w:t>
-      </w:r>
-      <w:r>
-        <w:rPr>
-          <w:rFonts w:ascii="Times New Roman" w:hAnsi="Times New Roman"/>
-          <w:sz w:val="24"/>
-        </w:rPr>
-        <w:t>і</w:t>
-      </w:r>
-      <w:r>
-        <w:rPr>
-          <w:rFonts w:ascii="Times New Roman" w:hAnsi="Times New Roman"/>
-          <w:sz w:val="24"/>
-        </w:rPr>
-        <w:t xml:space="preserve"> </w:t>
-      </w:r>
-      <w:r>
-        <w:rPr>
-          <w:rFonts w:ascii="Times New Roman" w:hAnsi="Times New Roman"/>
-          <w:sz w:val="24"/>
-        </w:rPr>
-        <w:t>Сина,</w:t>
-      </w:r>
-      <w:r>
-        <w:rPr>
-          <w:rFonts w:ascii="Times New Roman" w:hAnsi="Times New Roman"/>
-          <w:sz w:val="24"/>
-        </w:rPr>
-        <w:t xml:space="preserve"> </w:t>
-      </w:r>
-      <w:r>
-        <w:rPr>
-          <w:rFonts w:ascii="Times New Roman" w:hAnsi="Times New Roman"/>
-          <w:sz w:val="24"/>
-        </w:rPr>
-        <w:t>і</w:t>
-      </w:r>
-      <w:r>
-        <w:rPr>
-          <w:rFonts w:ascii="Times New Roman" w:hAnsi="Times New Roman"/>
-          <w:sz w:val="24"/>
-        </w:rPr>
-        <w:t xml:space="preserve"> </w:t>
-      </w:r>
-      <w:r>
-        <w:rPr>
-          <w:rFonts w:ascii="Times New Roman" w:hAnsi="Times New Roman"/>
-          <w:sz w:val="24"/>
-        </w:rPr>
-        <w:t>Святого</w:t>
-      </w:r>
-      <w:r>
-        <w:rPr>
-          <w:rFonts w:ascii="Times New Roman" w:hAnsi="Times New Roman"/>
-          <w:sz w:val="24"/>
-        </w:rPr>
-        <w:t xml:space="preserve"> </w:t>
-      </w:r>
-      <w:r>
-        <w:rPr>
-          <w:rFonts w:ascii="Times New Roman" w:hAnsi="Times New Roman"/>
-          <w:sz w:val="24"/>
-        </w:rPr>
-        <w:t>Духа,</w:t>
-      </w:r>
-      <w:r>
-        <w:rPr>
-          <w:rFonts w:ascii="Times New Roman" w:hAnsi="Times New Roman"/>
-          <w:sz w:val="24"/>
-        </w:rPr>
-        <w:t xml:space="preserve"> </w:t>
-      </w:r>
-      <w:r>
-        <w:rPr>
-          <w:rFonts w:ascii="Times New Roman" w:hAnsi="Times New Roman"/>
-          <w:sz w:val="24"/>
-        </w:rPr>
-        <w:t>нині,</w:t>
-      </w:r>
-      <w:r>
-        <w:rPr>
-          <w:rFonts w:ascii="Times New Roman" w:hAnsi="Times New Roman"/>
-          <w:sz w:val="24"/>
-        </w:rPr>
-        <w:t xml:space="preserve"> </w:t>
-      </w:r>
-      <w:r>
-        <w:rPr>
-          <w:rFonts w:ascii="Times New Roman" w:hAnsi="Times New Roman"/>
-          <w:sz w:val="24"/>
-        </w:rPr>
-        <w:t>і</w:t>
-      </w:r>
-      <w:r>
-        <w:rPr>
-          <w:rFonts w:ascii="Times New Roman" w:hAnsi="Times New Roman"/>
-          <w:sz w:val="24"/>
-        </w:rPr>
-        <w:t xml:space="preserve"> </w:t>
-      </w:r>
-      <w:r>
-        <w:rPr>
-          <w:rFonts w:ascii="Times New Roman" w:hAnsi="Times New Roman"/>
-          <w:sz w:val="24"/>
-        </w:rPr>
-        <w:t>повсякчас,</w:t>
-      </w:r>
-      <w:r>
-        <w:rPr>
-          <w:rFonts w:ascii="Times New Roman" w:hAnsi="Times New Roman"/>
-          <w:sz w:val="24"/>
-        </w:rPr>
-        <w:t xml:space="preserve"> </w:t>
-      </w:r>
-      <w:r>
-        <w:rPr>
-          <w:rFonts w:ascii="Times New Roman" w:hAnsi="Times New Roman"/>
-          <w:sz w:val="24"/>
-        </w:rPr>
-        <w:t>і</w:t>
-      </w:r>
-      <w:r>
-        <w:rPr>
-          <w:rFonts w:ascii="Times New Roman" w:hAnsi="Times New Roman"/>
-          <w:sz w:val="24"/>
-        </w:rPr>
-        <w:t xml:space="preserve"> </w:t>
-      </w:r>
-      <w:r>
-        <w:rPr>
-          <w:rFonts w:ascii="Times New Roman" w:hAnsi="Times New Roman"/>
-          <w:sz w:val="24"/>
-        </w:rPr>
-        <w:t>на</w:t>
-      </w:r>
-      <w:r>
-        <w:rPr>
-          <w:rFonts w:ascii="Times New Roman" w:hAnsi="Times New Roman"/>
-          <w:sz w:val="24"/>
-        </w:rPr>
-        <w:t xml:space="preserve"> </w:t>
-      </w:r>
-      <w:r>
-        <w:rPr>
-          <w:rFonts w:ascii="Times New Roman" w:hAnsi="Times New Roman"/>
-          <w:sz w:val="24"/>
-        </w:rPr>
-        <w:t>віки</w:t>
-      </w:r>
-      <w:r>
-        <w:rPr>
-          <w:rFonts w:ascii="Times New Roman" w:hAnsi="Times New Roman"/>
-          <w:sz w:val="24"/>
-        </w:rPr>
-        <w:t xml:space="preserve"> </w:t>
-      </w:r>
-      <w:r>
-        <w:rPr>
-          <w:rFonts w:ascii="Times New Roman" w:hAnsi="Times New Roman"/>
-          <w:sz w:val="24"/>
-        </w:rPr>
-        <w:t>віків.</w:t>
+        <w:t xml:space="preserve"> Бо Твоє є царство, і сила, і слава, Отця, і Сина, і Святого Духа, нині, і повсякчас, і на віки віків.</w:t>
       </w:r>
     </w:p>
     <w:p>
@@ -25588,294 +24727,7 @@
           <w:rFonts w:ascii="Times New Roman" w:hAnsi="Times New Roman"/>
           <w:sz w:val="24"/>
         </w:rPr>
-        <w:t xml:space="preserve"> </w:t>
-      </w:r>
-      <w:r>
-        <w:rPr>
-          <w:rFonts w:ascii="Times New Roman" w:hAnsi="Times New Roman"/>
-          <w:sz w:val="24"/>
-        </w:rPr>
-        <w:t>Бо</w:t>
-      </w:r>
-      <w:r>
-        <w:rPr>
-          <w:rFonts w:ascii="Times New Roman" w:hAnsi="Times New Roman"/>
-          <w:sz w:val="24"/>
-        </w:rPr>
-        <w:t xml:space="preserve"> </w:t>
-      </w:r>
-      <w:r>
-        <w:rPr>
-          <w:rFonts w:ascii="Times New Roman" w:hAnsi="Times New Roman"/>
-          <w:sz w:val="24"/>
-        </w:rPr>
-        <w:t>Твоє</w:t>
-      </w:r>
-      <w:r>
-        <w:rPr>
-          <w:rFonts w:ascii="Times New Roman" w:hAnsi="Times New Roman"/>
-          <w:sz w:val="24"/>
-        </w:rPr>
-        <w:t xml:space="preserve"> </w:t>
-      </w:r>
-      <w:r>
-        <w:rPr>
-          <w:rFonts w:ascii="Times New Roman" w:hAnsi="Times New Roman"/>
-          <w:sz w:val="24"/>
-        </w:rPr>
-        <w:t>є</w:t>
-      </w:r>
-      <w:r>
-        <w:rPr>
-          <w:rFonts w:ascii="Times New Roman" w:hAnsi="Times New Roman"/>
-          <w:sz w:val="24"/>
-        </w:rPr>
-        <w:t xml:space="preserve"> </w:t>
-      </w:r>
-      <w:r>
-        <w:rPr>
-          <w:rFonts w:ascii="Times New Roman" w:hAnsi="Times New Roman"/>
-          <w:sz w:val="24"/>
-        </w:rPr>
-        <w:t>царство,</w:t>
-      </w:r>
-      <w:r>
-        <w:rPr>
-          <w:rFonts w:ascii="Times New Roman" w:hAnsi="Times New Roman"/>
-          <w:sz w:val="24"/>
-        </w:rPr>
-        <w:t xml:space="preserve"> </w:t>
-      </w:r>
-      <w:r>
-        <w:rPr>
-          <w:rFonts w:ascii="Times New Roman" w:hAnsi="Times New Roman"/>
-          <w:sz w:val="24"/>
-        </w:rPr>
-        <w:t>і</w:t>
-      </w:r>
-      <w:r>
-        <w:rPr>
-          <w:rFonts w:ascii="Times New Roman" w:hAnsi="Times New Roman"/>
-          <w:sz w:val="24"/>
-        </w:rPr>
-        <w:t xml:space="preserve"> </w:t>
-      </w:r>
-      <w:r>
-        <w:rPr>
-          <w:rFonts w:ascii="Times New Roman" w:hAnsi="Times New Roman"/>
-          <w:sz w:val="24"/>
-        </w:rPr>
-        <w:t>сила,</w:t>
-      </w:r>
-      <w:r>
-        <w:rPr>
-          <w:rFonts w:ascii="Times New Roman" w:hAnsi="Times New Roman"/>
-          <w:sz w:val="24"/>
-        </w:rPr>
-        <w:t xml:space="preserve"> </w:t>
-      </w:r>
-      <w:r>
-        <w:rPr>
-          <w:rFonts w:ascii="Times New Roman" w:hAnsi="Times New Roman"/>
-          <w:sz w:val="24"/>
-        </w:rPr>
-        <w:t>і</w:t>
-      </w:r>
-      <w:r>
-        <w:rPr>
-          <w:rFonts w:ascii="Times New Roman" w:hAnsi="Times New Roman"/>
-          <w:sz w:val="24"/>
-        </w:rPr>
-        <w:t xml:space="preserve"> </w:t>
-      </w:r>
-      <w:r>
-        <w:rPr>
-          <w:rFonts w:ascii="Times New Roman" w:hAnsi="Times New Roman"/>
-          <w:sz w:val="24"/>
-        </w:rPr>
-        <w:t>слава,</w:t>
-      </w:r>
-      <w:r>
-        <w:rPr>
-          <w:rFonts w:ascii="Times New Roman" w:hAnsi="Times New Roman"/>
-          <w:sz w:val="24"/>
-        </w:rPr>
-        <w:t xml:space="preserve"> </w:t>
-      </w:r>
-      <w:r>
-        <w:rPr>
-          <w:rFonts w:ascii="Times New Roman" w:hAnsi="Times New Roman"/>
-          <w:sz w:val="24"/>
-        </w:rPr>
-        <w:t>Отця,</w:t>
-      </w:r>
-      <w:r>
-        <w:rPr>
-          <w:rFonts w:ascii="Times New Roman" w:hAnsi="Times New Roman"/>
-          <w:sz w:val="24"/>
-        </w:rPr>
-        <w:t xml:space="preserve"> </w:t>
-      </w:r>
-      <w:r>
-        <w:rPr>
-          <w:rFonts w:ascii="Times New Roman" w:hAnsi="Times New Roman"/>
-          <w:sz w:val="24"/>
-        </w:rPr>
-        <w:t>і</w:t>
-      </w:r>
-      <w:r>
-        <w:rPr>
-          <w:rFonts w:ascii="Times New Roman" w:hAnsi="Times New Roman"/>
-          <w:sz w:val="24"/>
-        </w:rPr>
-        <w:t xml:space="preserve"> </w:t>
-      </w:r>
-      <w:r>
-        <w:rPr>
-          <w:rFonts w:ascii="Times New Roman" w:hAnsi="Times New Roman"/>
-          <w:sz w:val="24"/>
-        </w:rPr>
-        <w:t>Сина,</w:t>
-      </w:r>
-      <w:r>
-        <w:rPr>
-          <w:rFonts w:ascii="Times New Roman" w:hAnsi="Times New Roman"/>
-          <w:sz w:val="24"/>
-        </w:rPr>
-        <w:t xml:space="preserve"> </w:t>
-      </w:r>
-      <w:r>
-        <w:rPr>
-          <w:rFonts w:ascii="Times New Roman" w:hAnsi="Times New Roman"/>
-          <w:sz w:val="24"/>
-        </w:rPr>
-        <w:t>і</w:t>
-      </w:r>
-      <w:r>
-        <w:rPr>
-          <w:rFonts w:ascii="Times New Roman" w:hAnsi="Times New Roman"/>
-          <w:sz w:val="24"/>
-        </w:rPr>
-        <w:t xml:space="preserve"> </w:t>
-      </w:r>
-      <w:r>
-        <w:rPr>
-          <w:rFonts w:ascii="Times New Roman" w:hAnsi="Times New Roman"/>
-          <w:sz w:val="24"/>
-        </w:rPr>
-        <w:t>Святого</w:t>
-      </w:r>
-      <w:r>
-        <w:rPr>
-          <w:rFonts w:ascii="Times New Roman" w:hAnsi="Times New Roman"/>
-          <w:sz w:val="24"/>
-        </w:rPr>
-        <w:t xml:space="preserve"> </w:t>
-      </w:r>
-      <w:r>
-        <w:rPr>
-          <w:rFonts w:ascii="Times New Roman" w:hAnsi="Times New Roman"/>
-          <w:sz w:val="24"/>
-        </w:rPr>
-        <w:t>Духа,</w:t>
-      </w:r>
-      <w:r>
-        <w:rPr>
-          <w:rFonts w:ascii="Times New Roman" w:hAnsi="Times New Roman"/>
-          <w:sz w:val="24"/>
-        </w:rPr>
-        <w:t xml:space="preserve"> </w:t>
-      </w:r>
-      <w:r>
-        <w:rPr>
-          <w:rFonts w:ascii="Times New Roman" w:hAnsi="Times New Roman"/>
-          <w:sz w:val="24"/>
-        </w:rPr>
-        <w:t>нині,</w:t>
-      </w:r>
-      <w:r>
-        <w:rPr>
-          <w:rFonts w:ascii="Times New Roman" w:hAnsi="Times New Roman"/>
-          <w:sz w:val="24"/>
-        </w:rPr>
-        <w:t xml:space="preserve"> </w:t>
-      </w:r>
-      <w:r>
-        <w:rPr>
-          <w:rFonts w:ascii="Times New Roman" w:hAnsi="Times New Roman"/>
-          <w:sz w:val="24"/>
-        </w:rPr>
-        <w:t>і</w:t>
-      </w:r>
-      <w:r>
-        <w:rPr>
-          <w:rFonts w:ascii="Times New Roman" w:hAnsi="Times New Roman"/>
-          <w:sz w:val="24"/>
-        </w:rPr>
-        <w:t xml:space="preserve"> </w:t>
-      </w:r>
-      <w:r>
-        <w:rPr>
-          <w:rFonts w:ascii="Times New Roman" w:hAnsi="Times New Roman"/>
-          <w:sz w:val="24"/>
-        </w:rPr>
-        <w:t>повсякчас,</w:t>
-      </w:r>
-      <w:r>
-        <w:rPr>
-          <w:rFonts w:ascii="Times New Roman" w:hAnsi="Times New Roman"/>
-          <w:sz w:val="24"/>
-        </w:rPr>
-        <w:t xml:space="preserve"> </w:t>
-      </w:r>
-      <w:r>
-        <w:rPr>
-          <w:rFonts w:ascii="Times New Roman" w:hAnsi="Times New Roman"/>
-          <w:sz w:val="24"/>
-        </w:rPr>
-        <w:t>і</w:t>
-      </w:r>
-      <w:r>
-        <w:rPr>
-          <w:rFonts w:ascii="Times New Roman" w:hAnsi="Times New Roman"/>
-          <w:sz w:val="24"/>
-        </w:rPr>
-        <w:t xml:space="preserve"> </w:t>
-      </w:r>
-      <w:r>
-        <w:rPr>
-          <w:rFonts w:ascii="Times New Roman" w:hAnsi="Times New Roman"/>
-          <w:sz w:val="24"/>
-        </w:rPr>
-        <w:t>на</w:t>
-      </w:r>
-      <w:r>
-        <w:rPr>
-          <w:rFonts w:ascii="Times New Roman" w:hAnsi="Times New Roman"/>
-          <w:sz w:val="24"/>
-        </w:rPr>
-        <w:t xml:space="preserve"> </w:t>
-      </w:r>
-      <w:r>
-        <w:rPr>
-          <w:rFonts w:ascii="Times New Roman" w:hAnsi="Times New Roman"/>
-          <w:sz w:val="24"/>
-        </w:rPr>
-        <w:t>віки</w:t>
-      </w:r>
-      <w:r>
-        <w:rPr>
-          <w:rFonts w:ascii="Times New Roman" w:hAnsi="Times New Roman"/>
-          <w:sz w:val="24"/>
-        </w:rPr>
-        <w:t xml:space="preserve"> </w:t>
-      </w:r>
-      <w:r>
-        <w:rPr>
-          <w:rFonts w:ascii="Times New Roman" w:hAnsi="Times New Roman"/>
-          <w:sz w:val="24"/>
-        </w:rPr>
-        <w:t>віків.</w:t>
+        <w:t xml:space="preserve"> Бо Твоє є царство, і сила, і слава, Отця, і Сина, і Святого Духа, нині, і повсякчас, і на віки віків.</w:t>
       </w:r>
     </w:p>
     <w:p>
@@ -27931,21 +26783,22 @@
     <w:p>
       <w:pPr>
         <w:spacing w:after="120"/>
-        <w:ind w:left="0" w:hanging="2"/>
-        <w:jc w:val="both"/>
-      </w:pPr>
-      <w:r>
-        <w:rPr>
-          <w:i/>
-          <w:color w:val="FF0000"/>
-        </w:rPr>
-        <w:t xml:space="preserve">Священик: </w:t>
-      </w:r>
-      <w:r>
-        <w:t>Христос, істинний Бог наш, що народився в вертепі у Вифлеємі Юдейському і дав себе покласти у ясла спасення нашого ради, молитвами пречистої своєї Матері, і всіх святих</w:t>
-      </w:r>
-      <w:r>
-        <w:t>, помилує і спасе нас, як благий і людинолюбний.</w:t>
+      </w:pPr>
+      <w:r>
+        <w:rPr>
+          <w:rFonts w:ascii="Times New Roman" w:hAnsi="Times New Roman"/>
+          <w:i/>
+          <w:color w:val="FF0000"/>
+          <w:sz w:val="24"/>
+        </w:rPr>
+        <w:t>Священник:</w:t>
+      </w:r>
+      <w:r>
+        <w:rPr>
+          <w:rFonts w:ascii="Times New Roman" w:hAnsi="Times New Roman"/>
+          <w:sz w:val="24"/>
+        </w:rPr>
+        <w:t xml:space="preserve"> Христос, істинний Бог наш, що народився у вертепі у Вифлеємі Юдейському і в яслах положився спасіння нашого ради - молитвами пречистої своєї Матері, святих славних і всехвальних апостолів, і всіх святих - помилує і спасе нас як благий і людинолюбний.</w:t>
       </w:r>
     </w:p>
     <w:p>
@@ -31594,7 +30447,7 @@
         <w:rPr>
           <w:rFonts w:ascii="Times New Roman" w:hAnsi="Times New Roman"/>
           <w:i/>
-          <w:color w:val="FF4400"/>
+          <w:color w:val="FF0000"/>
           <w:sz w:val="24"/>
         </w:rPr>
         <w:t>Священник:</w:t>
@@ -31602,402 +30455,9 @@
       <w:r>
         <w:rPr>
           <w:rFonts w:ascii="Times New Roman" w:hAnsi="Times New Roman"/>
-          <w:color w:val="000000"/>
-          <w:sz w:val="24"/>
-        </w:rPr>
-        <w:t xml:space="preserve"> </w:t>
-      </w:r>
-      <w:r>
-        <w:rPr>
-          <w:rFonts w:ascii="Times New Roman" w:hAnsi="Times New Roman"/>
-          <w:color w:val="000000"/>
-          <w:sz w:val="24"/>
-        </w:rPr>
-        <w:t>Бо</w:t>
-      </w:r>
-      <w:r>
-        <w:rPr>
-          <w:rFonts w:ascii="Times New Roman" w:hAnsi="Times New Roman"/>
-          <w:color w:val="000000"/>
-          <w:sz w:val="24"/>
-        </w:rPr>
-        <w:t xml:space="preserve"> </w:t>
-      </w:r>
-      <w:r>
-        <w:rPr>
-          <w:rFonts w:ascii="Times New Roman" w:hAnsi="Times New Roman"/>
-          <w:color w:val="000000"/>
-          <w:sz w:val="24"/>
-        </w:rPr>
-        <w:t>Твоя</w:t>
-      </w:r>
-      <w:r>
-        <w:rPr>
-          <w:rFonts w:ascii="Times New Roman" w:hAnsi="Times New Roman"/>
-          <w:color w:val="000000"/>
-          <w:sz w:val="24"/>
-        </w:rPr>
-        <w:t xml:space="preserve"> </w:t>
-      </w:r>
-      <w:r>
-        <w:rPr>
-          <w:rFonts w:ascii="Times New Roman" w:hAnsi="Times New Roman"/>
-          <w:color w:val="000000"/>
-          <w:sz w:val="24"/>
-        </w:rPr>
-        <w:t>є</w:t>
-      </w:r>
-      <w:r>
-        <w:rPr>
-          <w:rFonts w:ascii="Times New Roman" w:hAnsi="Times New Roman"/>
-          <w:color w:val="000000"/>
-          <w:sz w:val="24"/>
-        </w:rPr>
-        <w:t xml:space="preserve"> </w:t>
-      </w:r>
-      <w:r>
-        <w:rPr>
-          <w:rFonts w:ascii="Times New Roman" w:hAnsi="Times New Roman"/>
-          <w:color w:val="000000"/>
-          <w:sz w:val="24"/>
-        </w:rPr>
-        <w:t>влада</w:t>
-      </w:r>
-      <w:r>
-        <w:rPr>
-          <w:rFonts w:ascii="Times New Roman" w:hAnsi="Times New Roman"/>
-          <w:color w:val="000000"/>
-          <w:sz w:val="24"/>
-        </w:rPr>
-        <w:t xml:space="preserve"> </w:t>
-      </w:r>
-      <w:r>
-        <w:rPr>
-          <w:rFonts w:ascii="Times New Roman" w:hAnsi="Times New Roman"/>
-          <w:color w:val="000000"/>
-          <w:sz w:val="24"/>
-        </w:rPr>
-        <w:t>і</w:t>
-      </w:r>
-      <w:r>
-        <w:rPr>
-          <w:rFonts w:ascii="Times New Roman" w:hAnsi="Times New Roman"/>
-          <w:color w:val="000000"/>
-          <w:sz w:val="24"/>
-        </w:rPr>
-        <w:t xml:space="preserve"> </w:t>
-      </w:r>
-      <w:r>
-        <w:rPr>
-          <w:rFonts w:ascii="Times New Roman" w:hAnsi="Times New Roman"/>
-          <w:color w:val="000000"/>
-          <w:sz w:val="24"/>
-        </w:rPr>
-        <w:t>Твоє</w:t>
-      </w:r>
-      <w:r>
-        <w:rPr>
-          <w:rFonts w:ascii="Times New Roman" w:hAnsi="Times New Roman"/>
-          <w:color w:val="000000"/>
-          <w:sz w:val="24"/>
-        </w:rPr>
-        <w:t xml:space="preserve"> </w:t>
-      </w:r>
-      <w:r>
-        <w:rPr>
-          <w:rFonts w:ascii="Times New Roman" w:hAnsi="Times New Roman"/>
-          <w:color w:val="000000"/>
-          <w:sz w:val="24"/>
-        </w:rPr>
-        <w:t>є</w:t>
-      </w:r>
-      <w:r>
-        <w:rPr>
-          <w:rFonts w:ascii="Times New Roman" w:hAnsi="Times New Roman"/>
-          <w:color w:val="000000"/>
-          <w:sz w:val="24"/>
-        </w:rPr>
-        <w:t xml:space="preserve"> </w:t>
-      </w:r>
-      <w:r>
-        <w:rPr>
-          <w:rFonts w:ascii="Times New Roman" w:hAnsi="Times New Roman"/>
-          <w:color w:val="000000"/>
-          <w:sz w:val="24"/>
-        </w:rPr>
-        <w:t>царство,</w:t>
-      </w:r>
-      <w:r>
-        <w:rPr>
-          <w:rFonts w:ascii="Times New Roman" w:hAnsi="Times New Roman"/>
-          <w:color w:val="000000"/>
-          <w:sz w:val="24"/>
-        </w:rPr>
-        <w:t xml:space="preserve"> </w:t>
-      </w:r>
-      <w:r>
-        <w:rPr>
-          <w:rFonts w:ascii="Times New Roman" w:hAnsi="Times New Roman"/>
-          <w:color w:val="000000"/>
-          <w:sz w:val="24"/>
-        </w:rPr>
-        <w:t>і</w:t>
-      </w:r>
-      <w:r>
-        <w:rPr>
-          <w:rFonts w:ascii="Times New Roman" w:hAnsi="Times New Roman"/>
-          <w:color w:val="000000"/>
-          <w:sz w:val="24"/>
-        </w:rPr>
-        <w:t xml:space="preserve"> </w:t>
-      </w:r>
-      <w:r>
-        <w:rPr>
-          <w:rFonts w:ascii="Times New Roman" w:hAnsi="Times New Roman"/>
-          <w:color w:val="000000"/>
-          <w:sz w:val="24"/>
-        </w:rPr>
-        <w:t>сила,</w:t>
-      </w:r>
-      <w:r>
-        <w:rPr>
-          <w:rFonts w:ascii="Times New Roman" w:hAnsi="Times New Roman"/>
-          <w:color w:val="000000"/>
-          <w:sz w:val="24"/>
-        </w:rPr>
-        <w:t xml:space="preserve"> </w:t>
-      </w:r>
-      <w:r>
-        <w:rPr>
-          <w:rFonts w:ascii="Times New Roman" w:hAnsi="Times New Roman"/>
-          <w:color w:val="000000"/>
-          <w:sz w:val="24"/>
-        </w:rPr>
-        <w:t>і</w:t>
-      </w:r>
-      <w:r>
-        <w:rPr>
-          <w:rFonts w:ascii="Times New Roman" w:hAnsi="Times New Roman"/>
-          <w:color w:val="000000"/>
-          <w:sz w:val="24"/>
-        </w:rPr>
-        <w:t xml:space="preserve"> </w:t>
-      </w:r>
-      <w:r>
-        <w:rPr>
-          <w:rFonts w:ascii="Times New Roman" w:hAnsi="Times New Roman"/>
-          <w:color w:val="000000"/>
-          <w:sz w:val="24"/>
-        </w:rPr>
-        <w:t>слава,</w:t>
-      </w:r>
-      <w:r>
-        <w:rPr>
-          <w:rFonts w:ascii="Times New Roman" w:hAnsi="Times New Roman"/>
-          <w:color w:val="000000"/>
-          <w:sz w:val="24"/>
-        </w:rPr>
-        <w:t xml:space="preserve"> </w:t>
-      </w:r>
-      <w:r>
-        <w:rPr>
-          <w:rFonts w:ascii="Times New Roman" w:hAnsi="Times New Roman"/>
-          <w:color w:val="000000"/>
-          <w:sz w:val="24"/>
-        </w:rPr>
-        <w:t>Отця,</w:t>
-      </w:r>
-      <w:r>
-        <w:rPr>
-          <w:rFonts w:ascii="Times New Roman" w:hAnsi="Times New Roman"/>
-          <w:color w:val="000000"/>
-          <w:sz w:val="24"/>
-        </w:rPr>
-        <w:t xml:space="preserve"> </w:t>
-      </w:r>
-      <w:r>
-        <w:rPr>
-          <w:rFonts w:ascii="Times New Roman" w:hAnsi="Times New Roman"/>
-          <w:color w:val="000000"/>
-          <w:sz w:val="24"/>
-        </w:rPr>
-        <w:t>і</w:t>
-      </w:r>
-      <w:r>
-        <w:rPr>
-          <w:rFonts w:ascii="Times New Roman" w:hAnsi="Times New Roman"/>
-          <w:color w:val="000000"/>
-          <w:sz w:val="24"/>
-        </w:rPr>
-        <w:t xml:space="preserve"> </w:t>
-      </w:r>
-      <w:r>
-        <w:rPr>
-          <w:rFonts w:ascii="Times New Roman" w:hAnsi="Times New Roman"/>
-          <w:color w:val="000000"/>
-          <w:sz w:val="24"/>
-        </w:rPr>
-        <w:t>Сина,</w:t>
-      </w:r>
-      <w:r>
-        <w:rPr>
-          <w:rFonts w:ascii="Times New Roman" w:hAnsi="Times New Roman"/>
-          <w:color w:val="000000"/>
-          <w:sz w:val="24"/>
-        </w:rPr>
-        <w:t xml:space="preserve"> </w:t>
-      </w:r>
-      <w:r>
-        <w:rPr>
-          <w:rFonts w:ascii="Times New Roman" w:hAnsi="Times New Roman"/>
-          <w:color w:val="000000"/>
-          <w:sz w:val="24"/>
-        </w:rPr>
-        <w:t>і</w:t>
-      </w:r>
-      <w:r>
-        <w:rPr>
-          <w:rFonts w:ascii="Times New Roman" w:hAnsi="Times New Roman"/>
-          <w:color w:val="000000"/>
-          <w:sz w:val="24"/>
-        </w:rPr>
-        <w:t xml:space="preserve"> </w:t>
-      </w:r>
-      <w:r>
-        <w:rPr>
-          <w:rFonts w:ascii="Times New Roman" w:hAnsi="Times New Roman"/>
-          <w:color w:val="000000"/>
-          <w:sz w:val="24"/>
-        </w:rPr>
-        <w:t>Святого</w:t>
-      </w:r>
-      <w:r>
-        <w:rPr>
-          <w:rFonts w:ascii="Times New Roman" w:hAnsi="Times New Roman"/>
-          <w:color w:val="000000"/>
-          <w:sz w:val="24"/>
-        </w:rPr>
-        <w:t xml:space="preserve"> </w:t>
-      </w:r>
-      <w:r>
-        <w:rPr>
-          <w:rFonts w:ascii="Times New Roman" w:hAnsi="Times New Roman"/>
-          <w:color w:val="000000"/>
-          <w:sz w:val="24"/>
-        </w:rPr>
-        <w:t>Духа,</w:t>
-      </w:r>
-      <w:r>
-        <w:rPr>
-          <w:rFonts w:ascii="Times New Roman" w:hAnsi="Times New Roman"/>
-          <w:color w:val="000000"/>
-          <w:sz w:val="24"/>
-        </w:rPr>
-        <w:t xml:space="preserve"> </w:t>
-      </w:r>
-      <w:r>
-        <w:rPr>
-          <w:rFonts w:ascii="Times New Roman" w:hAnsi="Times New Roman"/>
-          <w:color w:val="000000"/>
-          <w:sz w:val="24"/>
-        </w:rPr>
-        <w:t>нині,</w:t>
-      </w:r>
-      <w:r>
-        <w:rPr>
-          <w:rFonts w:ascii="Times New Roman" w:hAnsi="Times New Roman"/>
-          <w:color w:val="000000"/>
-          <w:sz w:val="24"/>
-        </w:rPr>
-        <w:t xml:space="preserve"> </w:t>
-      </w:r>
-      <w:r>
-        <w:rPr>
-          <w:rFonts w:ascii="Times New Roman" w:hAnsi="Times New Roman"/>
-          <w:color w:val="000000"/>
-          <w:sz w:val="24"/>
-        </w:rPr>
-        <w:t>і</w:t>
-      </w:r>
-      <w:r>
-        <w:rPr>
-          <w:rFonts w:ascii="Times New Roman" w:hAnsi="Times New Roman"/>
-          <w:color w:val="000000"/>
-          <w:sz w:val="24"/>
-        </w:rPr>
-        <w:t xml:space="preserve"> </w:t>
-      </w:r>
-      <w:r>
-        <w:rPr>
-          <w:rFonts w:ascii="Times New Roman" w:hAnsi="Times New Roman"/>
-          <w:color w:val="000000"/>
-          <w:sz w:val="24"/>
-        </w:rPr>
-        <w:t>повсякчас,</w:t>
-      </w:r>
-      <w:r>
-        <w:rPr>
-          <w:rFonts w:ascii="Times New Roman" w:hAnsi="Times New Roman"/>
-          <w:color w:val="000000"/>
-          <w:sz w:val="24"/>
-        </w:rPr>
-        <w:t xml:space="preserve"> </w:t>
-      </w:r>
-      <w:r>
-        <w:rPr>
-          <w:rFonts w:ascii="Times New Roman" w:hAnsi="Times New Roman"/>
-          <w:color w:val="000000"/>
-          <w:sz w:val="24"/>
-        </w:rPr>
-        <w:t>і</w:t>
-      </w:r>
-      <w:r>
-        <w:rPr>
-          <w:rFonts w:ascii="Times New Roman" w:hAnsi="Times New Roman"/>
-          <w:color w:val="000000"/>
-          <w:sz w:val="24"/>
-        </w:rPr>
-        <w:t xml:space="preserve"> </w:t>
-      </w:r>
-      <w:r>
-        <w:rPr>
-          <w:rFonts w:ascii="Times New Roman" w:hAnsi="Times New Roman"/>
-          <w:color w:val="000000"/>
-          <w:sz w:val="24"/>
-        </w:rPr>
-        <w:t>на</w:t>
-      </w:r>
-      <w:r>
-        <w:rPr>
-          <w:rFonts w:ascii="Times New Roman" w:hAnsi="Times New Roman"/>
-          <w:color w:val="000000"/>
-          <w:sz w:val="24"/>
-        </w:rPr>
-        <w:t xml:space="preserve"> </w:t>
-      </w:r>
-      <w:r>
-        <w:rPr>
-          <w:rFonts w:ascii="Times New Roman" w:hAnsi="Times New Roman"/>
-          <w:color w:val="000000"/>
-          <w:sz w:val="24"/>
-        </w:rPr>
-        <w:t>віки</w:t>
-      </w:r>
-      <w:r>
-        <w:rPr>
-          <w:rFonts w:ascii="Times New Roman" w:hAnsi="Times New Roman"/>
-          <w:color w:val="000000"/>
-          <w:sz w:val="24"/>
-        </w:rPr>
-        <w:t xml:space="preserve"> </w:t>
-      </w:r>
-      <w:r>
-        <w:rPr>
-          <w:rFonts w:ascii="Times New Roman" w:hAnsi="Times New Roman"/>
-          <w:color w:val="000000"/>
-          <w:sz w:val="24"/>
-        </w:rPr>
-        <w:t>віків.</w:t>
+          <w:sz w:val="24"/>
+        </w:rPr>
+        <w:t xml:space="preserve"> Бо Твоя є влада і Твоє є царство, і сила, і слава, Отця, і Сина, і Святого Духа, нині, і повсякчас, і на віки віків.</w:t>
       </w:r>
     </w:p>
     <w:p>
@@ -37003,332 +35463,9 @@
       <w:r>
         <w:rPr>
           <w:rFonts w:ascii="Times New Roman" w:hAnsi="Times New Roman"/>
-          <w:i/>
-          <w:color w:val="FF0000"/>
-          <w:sz w:val="24"/>
-        </w:rPr>
-        <w:t xml:space="preserve"> </w:t>
-      </w:r>
-      <w:r>
-        <w:rPr>
-          <w:rFonts w:ascii="Times New Roman" w:hAnsi="Times New Roman"/>
-          <w:color w:val="000000"/>
-          <w:sz w:val="24"/>
-        </w:rPr>
-        <w:t>Бо</w:t>
-      </w:r>
-      <w:r>
-        <w:rPr>
-          <w:rFonts w:ascii="Times New Roman" w:hAnsi="Times New Roman"/>
-          <w:color w:val="000000"/>
-          <w:sz w:val="24"/>
-        </w:rPr>
-        <w:t xml:space="preserve"> </w:t>
-      </w:r>
-      <w:r>
-        <w:rPr>
-          <w:rFonts w:ascii="Times New Roman" w:hAnsi="Times New Roman"/>
-          <w:color w:val="000000"/>
-          <w:sz w:val="24"/>
-        </w:rPr>
-        <w:t>Ти</w:t>
-      </w:r>
-      <w:r>
-        <w:rPr>
-          <w:rFonts w:ascii="Times New Roman" w:hAnsi="Times New Roman"/>
-          <w:color w:val="000000"/>
-          <w:sz w:val="24"/>
-        </w:rPr>
-        <w:t xml:space="preserve"> </w:t>
-      </w:r>
-      <w:r>
-        <w:rPr>
-          <w:rFonts w:ascii="Times New Roman" w:hAnsi="Times New Roman"/>
-          <w:color w:val="000000"/>
-          <w:sz w:val="24"/>
-        </w:rPr>
-        <w:t>Бог</w:t>
-      </w:r>
-      <w:r>
-        <w:rPr>
-          <w:rFonts w:ascii="Times New Roman" w:hAnsi="Times New Roman"/>
-          <w:color w:val="000000"/>
-          <w:sz w:val="24"/>
-        </w:rPr>
-        <w:t xml:space="preserve"> </w:t>
-      </w:r>
-      <w:r>
-        <w:rPr>
-          <w:rFonts w:ascii="Times New Roman" w:hAnsi="Times New Roman"/>
-          <w:color w:val="000000"/>
-          <w:sz w:val="24"/>
-        </w:rPr>
-        <w:t>наш</w:t>
-      </w:r>
-      <w:r>
-        <w:rPr>
-          <w:rFonts w:ascii="Times New Roman" w:hAnsi="Times New Roman"/>
-          <w:color w:val="000000"/>
-          <w:sz w:val="24"/>
-        </w:rPr>
-        <w:t xml:space="preserve"> </w:t>
-      </w:r>
-      <w:r>
-        <w:rPr>
-          <w:rFonts w:ascii="Times New Roman" w:hAnsi="Times New Roman"/>
-          <w:color w:val="000000"/>
-          <w:sz w:val="24"/>
-        </w:rPr>
-        <w:t>і</w:t>
-      </w:r>
-      <w:r>
-        <w:rPr>
-          <w:rFonts w:ascii="Times New Roman" w:hAnsi="Times New Roman"/>
-          <w:color w:val="000000"/>
-          <w:sz w:val="24"/>
-        </w:rPr>
-        <w:t xml:space="preserve"> </w:t>
-      </w:r>
-      <w:r>
-        <w:rPr>
-          <w:rFonts w:ascii="Times New Roman" w:hAnsi="Times New Roman"/>
-          <w:color w:val="000000"/>
-          <w:sz w:val="24"/>
-        </w:rPr>
-        <w:t>Тобі</w:t>
-      </w:r>
-      <w:r>
-        <w:rPr>
-          <w:rFonts w:ascii="Times New Roman" w:hAnsi="Times New Roman"/>
-          <w:color w:val="000000"/>
-          <w:sz w:val="24"/>
-        </w:rPr>
-        <w:t xml:space="preserve"> </w:t>
-      </w:r>
-      <w:r>
-        <w:rPr>
-          <w:rFonts w:ascii="Times New Roman" w:hAnsi="Times New Roman"/>
-          <w:color w:val="000000"/>
-          <w:sz w:val="24"/>
-        </w:rPr>
-        <w:t>славу</w:t>
-      </w:r>
-      <w:r>
-        <w:rPr>
-          <w:rFonts w:ascii="Times New Roman" w:hAnsi="Times New Roman"/>
-          <w:color w:val="000000"/>
-          <w:sz w:val="24"/>
-        </w:rPr>
-        <w:t xml:space="preserve"> </w:t>
-      </w:r>
-      <w:r>
-        <w:rPr>
-          <w:rFonts w:ascii="Times New Roman" w:hAnsi="Times New Roman"/>
-          <w:color w:val="000000"/>
-          <w:sz w:val="24"/>
-        </w:rPr>
-        <w:t>возсилаємо:</w:t>
-      </w:r>
-      <w:r>
-        <w:rPr>
-          <w:rFonts w:ascii="Times New Roman" w:hAnsi="Times New Roman"/>
-          <w:color w:val="000000"/>
-          <w:sz w:val="24"/>
-        </w:rPr>
-        <w:t xml:space="preserve"> </w:t>
-      </w:r>
-      <w:r>
-        <w:rPr>
-          <w:rFonts w:ascii="Times New Roman" w:hAnsi="Times New Roman"/>
-          <w:color w:val="000000"/>
-          <w:sz w:val="24"/>
-        </w:rPr>
-        <w:t>Отцю,</w:t>
-      </w:r>
-      <w:r>
-        <w:rPr>
-          <w:rFonts w:ascii="Times New Roman" w:hAnsi="Times New Roman"/>
-          <w:color w:val="000000"/>
-          <w:sz w:val="24"/>
-        </w:rPr>
-        <w:t xml:space="preserve"> </w:t>
-      </w:r>
-      <w:r>
-        <w:rPr>
-          <w:rFonts w:ascii="Times New Roman" w:hAnsi="Times New Roman"/>
-          <w:color w:val="000000"/>
-          <w:sz w:val="24"/>
-        </w:rPr>
-        <w:t>і</w:t>
-      </w:r>
-      <w:r>
-        <w:rPr>
-          <w:rFonts w:ascii="Times New Roman" w:hAnsi="Times New Roman"/>
-          <w:color w:val="000000"/>
-          <w:sz w:val="24"/>
-        </w:rPr>
-        <w:t xml:space="preserve"> </w:t>
-      </w:r>
-      <w:r>
-        <w:rPr>
-          <w:rFonts w:ascii="Times New Roman" w:hAnsi="Times New Roman"/>
-          <w:color w:val="000000"/>
-          <w:sz w:val="24"/>
-        </w:rPr>
-        <w:t>Сину,</w:t>
-      </w:r>
-      <w:r>
-        <w:rPr>
-          <w:rFonts w:ascii="Times New Roman" w:hAnsi="Times New Roman"/>
-          <w:color w:val="000000"/>
-          <w:sz w:val="24"/>
-        </w:rPr>
-        <w:t xml:space="preserve"> </w:t>
-      </w:r>
-      <w:r>
-        <w:rPr>
-          <w:rFonts w:ascii="Times New Roman" w:hAnsi="Times New Roman"/>
-          <w:color w:val="000000"/>
-          <w:sz w:val="24"/>
-        </w:rPr>
-        <w:t>і</w:t>
-      </w:r>
-      <w:r>
-        <w:rPr>
-          <w:rFonts w:ascii="Times New Roman" w:hAnsi="Times New Roman"/>
-          <w:color w:val="000000"/>
-          <w:sz w:val="24"/>
-        </w:rPr>
-        <w:t xml:space="preserve"> </w:t>
-      </w:r>
-      <w:r>
-        <w:rPr>
-          <w:rFonts w:ascii="Times New Roman" w:hAnsi="Times New Roman"/>
-          <w:color w:val="000000"/>
-          <w:sz w:val="24"/>
-        </w:rPr>
-        <w:t>Святому</w:t>
-      </w:r>
-      <w:r>
-        <w:rPr>
-          <w:rFonts w:ascii="Times New Roman" w:hAnsi="Times New Roman"/>
-          <w:color w:val="000000"/>
-          <w:sz w:val="24"/>
-        </w:rPr>
-        <w:t xml:space="preserve"> </w:t>
-      </w:r>
-      <w:r>
-        <w:rPr>
-          <w:rFonts w:ascii="Times New Roman" w:hAnsi="Times New Roman"/>
-          <w:color w:val="000000"/>
-          <w:sz w:val="24"/>
-        </w:rPr>
-        <w:t>Духові</w:t>
-      </w:r>
-      <w:r>
-        <w:rPr>
-          <w:rFonts w:ascii="Times New Roman" w:hAnsi="Times New Roman"/>
-          <w:sz w:val="24"/>
-        </w:rPr>
-        <w:t>,</w:t>
-      </w:r>
-      <w:r>
-        <w:rPr>
-          <w:rFonts w:ascii="Times New Roman" w:hAnsi="Times New Roman"/>
-          <w:sz w:val="24"/>
-        </w:rPr>
-        <w:t xml:space="preserve"> </w:t>
-      </w:r>
-      <w:r>
-        <w:rPr>
-          <w:rFonts w:ascii="Times New Roman" w:hAnsi="Times New Roman"/>
-          <w:sz w:val="24"/>
-        </w:rPr>
-        <w:t>нині,</w:t>
-      </w:r>
-      <w:r>
-        <w:rPr>
-          <w:rFonts w:ascii="Times New Roman" w:hAnsi="Times New Roman"/>
-          <w:sz w:val="24"/>
-        </w:rPr>
-        <w:t xml:space="preserve"> </w:t>
-      </w:r>
-      <w:r>
-        <w:rPr>
-          <w:rFonts w:ascii="Times New Roman" w:hAnsi="Times New Roman"/>
-          <w:sz w:val="24"/>
-        </w:rPr>
-        <w:t>і</w:t>
-      </w:r>
-      <w:r>
-        <w:rPr>
-          <w:rFonts w:ascii="Times New Roman" w:hAnsi="Times New Roman"/>
-          <w:sz w:val="24"/>
-        </w:rPr>
-        <w:t xml:space="preserve"> </w:t>
-      </w:r>
-      <w:r>
-        <w:rPr>
-          <w:rFonts w:ascii="Times New Roman" w:hAnsi="Times New Roman"/>
-          <w:sz w:val="24"/>
-        </w:rPr>
-        <w:t>повсякчас,</w:t>
-      </w:r>
-      <w:r>
-        <w:rPr>
-          <w:rFonts w:ascii="Times New Roman" w:hAnsi="Times New Roman"/>
-          <w:sz w:val="24"/>
-        </w:rPr>
-        <w:t xml:space="preserve"> </w:t>
-      </w:r>
-      <w:r>
-        <w:rPr>
-          <w:rFonts w:ascii="Times New Roman" w:hAnsi="Times New Roman"/>
-          <w:sz w:val="24"/>
-        </w:rPr>
-        <w:t>і</w:t>
-      </w:r>
-      <w:r>
-        <w:rPr>
-          <w:rFonts w:ascii="Times New Roman" w:hAnsi="Times New Roman"/>
-          <w:sz w:val="24"/>
-        </w:rPr>
-        <w:t xml:space="preserve"> </w:t>
-      </w:r>
-      <w:r>
-        <w:rPr>
-          <w:rFonts w:ascii="Times New Roman" w:hAnsi="Times New Roman"/>
-          <w:sz w:val="24"/>
-        </w:rPr>
-        <w:t>на</w:t>
-      </w:r>
-      <w:r>
-        <w:rPr>
-          <w:rFonts w:ascii="Times New Roman" w:hAnsi="Times New Roman"/>
-          <w:sz w:val="24"/>
-        </w:rPr>
-        <w:t xml:space="preserve"> </w:t>
-      </w:r>
-      <w:r>
-        <w:rPr>
-          <w:rFonts w:ascii="Times New Roman" w:hAnsi="Times New Roman"/>
-          <w:sz w:val="24"/>
-        </w:rPr>
-        <w:t>віки</w:t>
-      </w:r>
-      <w:r>
-        <w:rPr>
-          <w:rFonts w:ascii="Times New Roman" w:hAnsi="Times New Roman"/>
-          <w:sz w:val="24"/>
-        </w:rPr>
-        <w:t xml:space="preserve"> </w:t>
-      </w:r>
-      <w:r>
-        <w:rPr>
-          <w:rFonts w:ascii="Times New Roman" w:hAnsi="Times New Roman"/>
-          <w:sz w:val="24"/>
-        </w:rPr>
-        <w:t>віків.</w:t>
+          <w:sz w:val="24"/>
+        </w:rPr>
+        <w:t xml:space="preserve"> Бо Ти Бог наш і Тобі славу возсилаємо: Отцю, і Сину, і Святому Духові, нині, і повсякчас, і на віки віків.</w:t>
       </w:r>
     </w:p>
     <w:p>
@@ -38600,412 +36737,9 @@
       <w:r>
         <w:rPr>
           <w:rFonts w:ascii="Times New Roman" w:hAnsi="Times New Roman"/>
-          <w:i/>
-          <w:color w:val="FF0000"/>
-          <w:sz w:val="24"/>
-        </w:rPr>
-        <w:t xml:space="preserve"> </w:t>
-      </w:r>
-      <w:r>
-        <w:rPr>
-          <w:rFonts w:ascii="Times New Roman" w:hAnsi="Times New Roman"/>
-          <w:color w:val="000000"/>
-          <w:sz w:val="24"/>
-        </w:rPr>
-        <w:t>Бо</w:t>
-      </w:r>
-      <w:r>
-        <w:rPr>
-          <w:rFonts w:ascii="Times New Roman" w:hAnsi="Times New Roman"/>
-          <w:color w:val="000000"/>
-          <w:sz w:val="24"/>
-        </w:rPr>
-        <w:t xml:space="preserve"> </w:t>
-      </w:r>
-      <w:r>
-        <w:rPr>
-          <w:rFonts w:ascii="Times New Roman" w:hAnsi="Times New Roman"/>
-          <w:color w:val="000000"/>
-          <w:sz w:val="24"/>
-        </w:rPr>
-        <w:t>Ти</w:t>
-      </w:r>
-      <w:r>
-        <w:rPr>
-          <w:rFonts w:ascii="Times New Roman" w:hAnsi="Times New Roman"/>
-          <w:color w:val="000000"/>
-          <w:sz w:val="24"/>
-        </w:rPr>
-        <w:t xml:space="preserve"> </w:t>
-      </w:r>
-      <w:r>
-        <w:rPr>
-          <w:rFonts w:ascii="Times New Roman" w:hAnsi="Times New Roman"/>
-          <w:color w:val="000000"/>
-          <w:sz w:val="24"/>
-        </w:rPr>
-        <w:t>цар</w:t>
-      </w:r>
-      <w:r>
-        <w:rPr>
-          <w:rFonts w:ascii="Times New Roman" w:hAnsi="Times New Roman"/>
-          <w:color w:val="000000"/>
-          <w:sz w:val="24"/>
-        </w:rPr>
-        <w:t xml:space="preserve"> </w:t>
-      </w:r>
-      <w:r>
-        <w:rPr>
-          <w:rFonts w:ascii="Times New Roman" w:hAnsi="Times New Roman"/>
-          <w:color w:val="000000"/>
-          <w:sz w:val="24"/>
-        </w:rPr>
-        <w:t>миру</w:t>
-      </w:r>
-      <w:r>
-        <w:rPr>
-          <w:rFonts w:ascii="Times New Roman" w:hAnsi="Times New Roman"/>
-          <w:color w:val="000000"/>
-          <w:sz w:val="24"/>
-        </w:rPr>
-        <w:t xml:space="preserve"> </w:t>
-      </w:r>
-      <w:r>
-        <w:rPr>
-          <w:rFonts w:ascii="Times New Roman" w:hAnsi="Times New Roman"/>
-          <w:color w:val="000000"/>
-          <w:sz w:val="24"/>
-        </w:rPr>
-        <w:t>і</w:t>
-      </w:r>
-      <w:r>
-        <w:rPr>
-          <w:rFonts w:ascii="Times New Roman" w:hAnsi="Times New Roman"/>
-          <w:color w:val="000000"/>
-          <w:sz w:val="24"/>
-        </w:rPr>
-        <w:t xml:space="preserve"> </w:t>
-      </w:r>
-      <w:r>
-        <w:rPr>
-          <w:rFonts w:ascii="Times New Roman" w:hAnsi="Times New Roman"/>
-          <w:color w:val="000000"/>
-          <w:sz w:val="24"/>
-        </w:rPr>
-        <w:t>Спас</w:t>
-      </w:r>
-      <w:r>
-        <w:rPr>
-          <w:rFonts w:ascii="Times New Roman" w:hAnsi="Times New Roman"/>
-          <w:color w:val="000000"/>
-          <w:sz w:val="24"/>
-        </w:rPr>
-        <w:t xml:space="preserve"> </w:t>
-      </w:r>
-      <w:r>
-        <w:rPr>
-          <w:rFonts w:ascii="Times New Roman" w:hAnsi="Times New Roman"/>
-          <w:color w:val="000000"/>
-          <w:sz w:val="24"/>
-        </w:rPr>
-        <w:t>душ</w:t>
-      </w:r>
-      <w:r>
-        <w:rPr>
-          <w:rFonts w:ascii="Times New Roman" w:hAnsi="Times New Roman"/>
-          <w:color w:val="000000"/>
-          <w:sz w:val="24"/>
-        </w:rPr>
-        <w:t xml:space="preserve"> </w:t>
-      </w:r>
-      <w:r>
-        <w:rPr>
-          <w:rFonts w:ascii="Times New Roman" w:hAnsi="Times New Roman"/>
-          <w:color w:val="000000"/>
-          <w:sz w:val="24"/>
-        </w:rPr>
-        <w:t>наших</w:t>
-      </w:r>
-      <w:r>
-        <w:rPr>
-          <w:rFonts w:ascii="Times New Roman" w:hAnsi="Times New Roman"/>
-          <w:color w:val="000000"/>
-          <w:sz w:val="24"/>
-        </w:rPr>
-        <w:t xml:space="preserve"> </w:t>
-      </w:r>
-      <w:r>
-        <w:rPr>
-          <w:rFonts w:ascii="Times New Roman" w:hAnsi="Times New Roman"/>
-          <w:color w:val="000000"/>
-          <w:sz w:val="24"/>
-        </w:rPr>
-        <w:t>–</w:t>
-      </w:r>
-      <w:r>
-        <w:rPr>
-          <w:rFonts w:ascii="Times New Roman" w:hAnsi="Times New Roman"/>
-          <w:color w:val="000000"/>
-          <w:sz w:val="24"/>
-        </w:rPr>
-        <w:t xml:space="preserve"> </w:t>
-      </w:r>
-      <w:r>
-        <w:rPr>
-          <w:rFonts w:ascii="Times New Roman" w:hAnsi="Times New Roman"/>
-          <w:color w:val="000000"/>
-          <w:sz w:val="24"/>
-        </w:rPr>
-        <w:t>і</w:t>
-      </w:r>
-      <w:r>
-        <w:rPr>
-          <w:rFonts w:ascii="Times New Roman" w:hAnsi="Times New Roman"/>
-          <w:color w:val="000000"/>
-          <w:sz w:val="24"/>
-        </w:rPr>
-        <w:t xml:space="preserve"> </w:t>
-      </w:r>
-      <w:r>
-        <w:rPr>
-          <w:rFonts w:ascii="Times New Roman" w:hAnsi="Times New Roman"/>
-          <w:color w:val="000000"/>
-          <w:sz w:val="24"/>
-        </w:rPr>
-        <w:t>Тобі</w:t>
-      </w:r>
-      <w:r>
-        <w:rPr>
-          <w:rFonts w:ascii="Times New Roman" w:hAnsi="Times New Roman"/>
-          <w:color w:val="000000"/>
-          <w:sz w:val="24"/>
-        </w:rPr>
-        <w:t xml:space="preserve"> </w:t>
-      </w:r>
-      <w:r>
-        <w:rPr>
-          <w:rFonts w:ascii="Times New Roman" w:hAnsi="Times New Roman"/>
-          <w:color w:val="000000"/>
-          <w:sz w:val="24"/>
-        </w:rPr>
-        <w:t>славу</w:t>
-      </w:r>
-      <w:r>
-        <w:rPr>
-          <w:rFonts w:ascii="Times New Roman" w:hAnsi="Times New Roman"/>
-          <w:color w:val="000000"/>
-          <w:sz w:val="24"/>
-        </w:rPr>
-        <w:t xml:space="preserve"> </w:t>
-      </w:r>
-      <w:r>
-        <w:rPr>
-          <w:rFonts w:ascii="Times New Roman" w:hAnsi="Times New Roman"/>
-          <w:color w:val="000000"/>
-          <w:sz w:val="24"/>
-        </w:rPr>
-        <w:t>возсилаємо,</w:t>
-      </w:r>
-      <w:r>
-        <w:rPr>
-          <w:rFonts w:ascii="Times New Roman" w:hAnsi="Times New Roman"/>
-          <w:color w:val="000000"/>
-          <w:sz w:val="24"/>
-        </w:rPr>
-        <w:t xml:space="preserve"> </w:t>
-      </w:r>
-      <w:r>
-        <w:rPr>
-          <w:rFonts w:ascii="Times New Roman" w:hAnsi="Times New Roman"/>
-          <w:color w:val="000000"/>
-          <w:sz w:val="24"/>
-        </w:rPr>
-        <w:t>Отцю,</w:t>
-      </w:r>
-      <w:r>
-        <w:rPr>
-          <w:rFonts w:ascii="Times New Roman" w:hAnsi="Times New Roman"/>
-          <w:color w:val="000000"/>
-          <w:sz w:val="24"/>
-        </w:rPr>
-        <w:t xml:space="preserve"> </w:t>
-      </w:r>
-      <w:r>
-        <w:rPr>
-          <w:rFonts w:ascii="Times New Roman" w:hAnsi="Times New Roman"/>
-          <w:color w:val="000000"/>
-          <w:sz w:val="24"/>
-        </w:rPr>
-        <w:t>і</w:t>
-      </w:r>
-      <w:r>
-        <w:rPr>
-          <w:rFonts w:ascii="Times New Roman" w:hAnsi="Times New Roman"/>
-          <w:color w:val="000000"/>
-          <w:sz w:val="24"/>
-        </w:rPr>
-        <w:t xml:space="preserve"> </w:t>
-      </w:r>
-      <w:r>
-        <w:rPr>
-          <w:rFonts w:ascii="Times New Roman" w:hAnsi="Times New Roman"/>
-          <w:color w:val="000000"/>
-          <w:sz w:val="24"/>
-        </w:rPr>
-        <w:t>Сину,</w:t>
-      </w:r>
-      <w:r>
-        <w:rPr>
-          <w:rFonts w:ascii="Times New Roman" w:hAnsi="Times New Roman"/>
-          <w:color w:val="000000"/>
-          <w:sz w:val="24"/>
-        </w:rPr>
-        <w:t xml:space="preserve"> </w:t>
-      </w:r>
-      <w:r>
-        <w:rPr>
-          <w:rFonts w:ascii="Times New Roman" w:hAnsi="Times New Roman"/>
-          <w:color w:val="000000"/>
-          <w:sz w:val="24"/>
-        </w:rPr>
-        <w:t>і</w:t>
-      </w:r>
-      <w:r>
-        <w:rPr>
-          <w:rFonts w:ascii="Times New Roman" w:hAnsi="Times New Roman"/>
-          <w:color w:val="000000"/>
-          <w:sz w:val="24"/>
-        </w:rPr>
-        <w:t xml:space="preserve"> </w:t>
-      </w:r>
-      <w:r>
-        <w:rPr>
-          <w:rFonts w:ascii="Times New Roman" w:hAnsi="Times New Roman"/>
-          <w:color w:val="000000"/>
-          <w:sz w:val="24"/>
-        </w:rPr>
-        <w:t>Святому</w:t>
-      </w:r>
-      <w:r>
-        <w:rPr>
-          <w:rFonts w:ascii="Times New Roman" w:hAnsi="Times New Roman"/>
-          <w:color w:val="000000"/>
-          <w:sz w:val="24"/>
-        </w:rPr>
-        <w:t xml:space="preserve"> </w:t>
-      </w:r>
-      <w:r>
-        <w:rPr>
-          <w:rFonts w:ascii="Times New Roman" w:hAnsi="Times New Roman"/>
-          <w:color w:val="000000"/>
-          <w:sz w:val="24"/>
-        </w:rPr>
-        <w:t>Духові</w:t>
-      </w:r>
-      <w:r>
-        <w:rPr>
-          <w:rFonts w:ascii="Times New Roman" w:hAnsi="Times New Roman"/>
-          <w:sz w:val="24"/>
-        </w:rPr>
-        <w:t>,</w:t>
-      </w:r>
-      <w:r>
-        <w:rPr>
-          <w:rFonts w:ascii="Times New Roman" w:hAnsi="Times New Roman"/>
-          <w:sz w:val="24"/>
-        </w:rPr>
-        <w:t xml:space="preserve"> </w:t>
-      </w:r>
-      <w:r>
-        <w:rPr>
-          <w:rFonts w:ascii="Times New Roman" w:hAnsi="Times New Roman"/>
-          <w:sz w:val="24"/>
-        </w:rPr>
-        <w:t>нині,</w:t>
-      </w:r>
-      <w:r>
-        <w:rPr>
-          <w:rFonts w:ascii="Times New Roman" w:hAnsi="Times New Roman"/>
-          <w:sz w:val="24"/>
-        </w:rPr>
-        <w:t xml:space="preserve"> </w:t>
-      </w:r>
-      <w:r>
-        <w:rPr>
-          <w:rFonts w:ascii="Times New Roman" w:hAnsi="Times New Roman"/>
-          <w:sz w:val="24"/>
-        </w:rPr>
-        <w:t>і</w:t>
-      </w:r>
-      <w:r>
-        <w:rPr>
-          <w:rFonts w:ascii="Times New Roman" w:hAnsi="Times New Roman"/>
-          <w:sz w:val="24"/>
-        </w:rPr>
-        <w:t xml:space="preserve"> </w:t>
-      </w:r>
-      <w:r>
-        <w:rPr>
-          <w:rFonts w:ascii="Times New Roman" w:hAnsi="Times New Roman"/>
-          <w:sz w:val="24"/>
-        </w:rPr>
-        <w:t>повсякчас,</w:t>
-      </w:r>
-      <w:r>
-        <w:rPr>
-          <w:rFonts w:ascii="Times New Roman" w:hAnsi="Times New Roman"/>
-          <w:sz w:val="24"/>
-        </w:rPr>
-        <w:t xml:space="preserve"> </w:t>
-      </w:r>
-      <w:r>
-        <w:rPr>
-          <w:rFonts w:ascii="Times New Roman" w:hAnsi="Times New Roman"/>
-          <w:sz w:val="24"/>
-        </w:rPr>
-        <w:t>і</w:t>
-      </w:r>
-      <w:r>
-        <w:rPr>
-          <w:rFonts w:ascii="Times New Roman" w:hAnsi="Times New Roman"/>
-          <w:sz w:val="24"/>
-        </w:rPr>
-        <w:t xml:space="preserve"> </w:t>
-      </w:r>
-      <w:r>
-        <w:rPr>
-          <w:rFonts w:ascii="Times New Roman" w:hAnsi="Times New Roman"/>
-          <w:sz w:val="24"/>
-        </w:rPr>
-        <w:t>на</w:t>
-      </w:r>
-      <w:r>
-        <w:rPr>
-          <w:rFonts w:ascii="Times New Roman" w:hAnsi="Times New Roman"/>
-          <w:sz w:val="24"/>
-        </w:rPr>
-        <w:t xml:space="preserve"> </w:t>
-      </w:r>
-      <w:r>
-        <w:rPr>
-          <w:rFonts w:ascii="Times New Roman" w:hAnsi="Times New Roman"/>
-          <w:sz w:val="24"/>
-        </w:rPr>
-        <w:t>віки</w:t>
-      </w:r>
-      <w:r>
-        <w:rPr>
-          <w:rFonts w:ascii="Times New Roman" w:hAnsi="Times New Roman"/>
-          <w:sz w:val="24"/>
-        </w:rPr>
-        <w:t xml:space="preserve"> </w:t>
-      </w:r>
-      <w:r>
-        <w:rPr>
-          <w:rFonts w:ascii="Times New Roman" w:hAnsi="Times New Roman"/>
-          <w:sz w:val="24"/>
-        </w:rPr>
-        <w:t>віків.</w:t>
+          <w:sz w:val="24"/>
+        </w:rPr>
+        <w:t xml:space="preserve"> Бо Ти цар миру і Спас душ наших – і Тобі славу возсилаємо, Отцю, і Сину, і Святому Духові, нині, і повсякчас, і на віки віків.</w:t>
       </w:r>
     </w:p>
     <w:p>
@@ -43068,21 +40802,22 @@
     <w:p>
       <w:pPr>
         <w:spacing w:after="120"/>
-        <w:ind w:left="0" w:hanging="2"/>
-        <w:jc w:val="both"/>
-      </w:pPr>
-      <w:r>
-        <w:rPr>
-          <w:i/>
-          <w:color w:val="FF0000"/>
-        </w:rPr>
-        <w:t xml:space="preserve">Священик: </w:t>
-      </w:r>
-      <w:r>
-        <w:t>Христос, істинний Бог наш, щ</w:t>
-      </w:r>
-      <w:r>
-        <w:t>о народився в вертепі у Вифлеємі Юдейському і дав себе покласти у ясла спасіння нашого ради, молитвами пречистої своєї Матері, і всіх святих, помилує і спасе нас, як благий і людинолюбний.</w:t>
+      </w:pPr>
+      <w:r>
+        <w:rPr>
+          <w:rFonts w:ascii="Times New Roman" w:hAnsi="Times New Roman"/>
+          <w:i/>
+          <w:color w:val="FF0000"/>
+          <w:sz w:val="24"/>
+        </w:rPr>
+        <w:t>Священник:</w:t>
+      </w:r>
+      <w:r>
+        <w:rPr>
+          <w:rFonts w:ascii="Times New Roman" w:hAnsi="Times New Roman"/>
+          <w:sz w:val="24"/>
+        </w:rPr>
+        <w:t xml:space="preserve"> Христос, істинний Бог наш, що народився у вертепі у Вифлеємі Юдейському і в яслах положився спасіння нашого ради - молитвами пречистої своєї Матері, святих славних і всехвальних апостолів, і всіх святих - помилує і спасе нас як благий і людинолюбний.</w:t>
       </w:r>
     </w:p>
     <w:p>
